--- a/tfl/tables/T-AE-02.docx
+++ b/tfl/tables/T-AE-02.docx
@@ -4394,7 +4394,7 @@
           <w:szCs w:val="16"/>
           <w:color w:val="000000"/>
         </w:rPr>
-        <w:t xml:space="preserve">Source: datasets/adam/adae.parquet WHERE TRTEMFL='Y'.</w:t>
+        <w:t xml:space="preserve">Source: datasets/adam/adae.parquet WHERE SAFFL='Y' AND TRTEMFL='Y'; datasets/adam/adsl.parquet WHERE SAFFL='Y' (denominators).</w:t>
       </w:r>
     </w:p>
     <w:p>
@@ -4420,7 +4420,7 @@
           <w:szCs w:val="14"/>
           <w:color w:val="C0392B"/>
         </w:rPr>
-        <w:t xml:space="preserve">DRAFT — produced 2026-07-19 — synthetic data, NOT for regulatory submission</w:t>
+        <w:t xml:space="preserve">DRAFT — produced 2026-09-20 — synthetic data, NOT for regulatory submission</w:t>
       </w:r>
     </w:p>
     <w:sectPr>

--- a/tfl/tables/T-AE-02.docx
+++ b/tfl/tables/T-AE-02.docx
@@ -429,7 +429,7 @@
                 <w:szCs w:val="18"/>
                 <w:color w:val="1F3864"/>
               </w:rPr>
-              <w:t xml:space="preserve">Blood and lymphatic system disorders</w:t>
+              <w:t xml:space="preserve">Any treatment-emergent AE</w:t>
             </w:r>
           </w:p>
         </w:tc>
@@ -484,6 +484,176 @@
                 <w:szCs w:val="18"/>
                 <w:color w:val="000000"/>
               </w:rPr>
+              <w:t xml:space="preserve">225 (100.0)</w:t>
+            </w:r>
+          </w:p>
+        </w:tc>
+        <w:tc>
+          <w:tcPr>
+            <w:tcBorders>
+              <w:bottom w:val="single" w:sz="3" w:space="0" w:color="CCCCCC"/>
+              <w:top w:val="single" w:sz="8" w:space="0" w:color="666666"/>
+              <w:left w:val="single" w:sz="3" w:space="0" w:color="CCCCCC"/>
+              <w:right w:val="single" w:sz="8" w:space="0" w:color="666666"/>
+            </w:tcBorders>
+            <w:shd w:val="clear" w:color="auto" w:fill="F2F2F2"/>
+            <w:tcMar>
+              <w:top w:w="0" w:type="dxa"/>
+              <w:bottom w:w="0" w:type="dxa"/>
+              <w:left w:w="0" w:type="dxa"/>
+              <w:right w:w="0" w:type="dxa"/>
+            </w:tcMar>
+            <w:vAlign w:val="center"/>
+          </w:tcPr>
+          <w:p>
+            <w:pPr>
+              <w:pStyle w:val="Normal"/>
+              <w:jc w:val="center"/>
+              <w:pBdr>
+                <w:bottom w:val="none" w:sz="0" w:space="0" w:color="000000"/>
+                <w:top w:val="none" w:sz="0" w:space="0" w:color="000000"/>
+                <w:left w:val="none" w:sz="0" w:space="0" w:color="000000"/>
+                <w:right w:val="none" w:sz="0" w:space="0" w:color="000000"/>
+              </w:pBdr>
+              <w:spacing w:after="40" w:before="40" w:line="240"/>
+              <w:ind w:left="100" w:right="100" w:firstLine="0" w:firstLineChars="0"/>
+              <w:rPr>
+                <w:rFonts w:ascii="Arial" w:hAnsi="Arial" w:eastAsia="Arial" w:cs="Arial"/>
+                <w:i w:val="false"/>
+                <w:b w:val="true"/>
+                <w:u w:val="none"/>
+                <w:strike w:val="false"/>
+                <w:sz w:val="18"/>
+                <w:szCs w:val="18"/>
+                <w:color w:val="000000"/>
+              </w:rPr>
+            </w:pPr>
+            <w:r>
+              <w:rPr>
+                <w:rFonts w:ascii="Arial" w:hAnsi="Arial" w:eastAsia="Arial" w:cs="Arial"/>
+                <w:i w:val="false"/>
+                <w:b w:val="true"/>
+                <w:u w:val="none"/>
+                <w:strike w:val="false"/>
+                <w:sz w:val="18"/>
+                <w:szCs w:val="18"/>
+                <w:color w:val="000000"/>
+              </w:rPr>
+              <w:t xml:space="preserve">223 (99.6)</w:t>
+            </w:r>
+          </w:p>
+        </w:tc>
+      </w:tr>
+      <w:tr>
+        <w:trPr>
+          <w:trHeight w:val="360" w:hRule="auto"/>
+        </w:trPr>
+        <w:tc>
+          <w:tcPr>
+            <w:tcBorders>
+              <w:bottom w:val="single" w:sz="3" w:space="0" w:color="CCCCCC"/>
+              <w:top w:val="single" w:sz="3" w:space="0" w:color="CCCCCC"/>
+              <w:left w:val="single" w:sz="8" w:space="0" w:color="666666"/>
+              <w:right w:val="single" w:sz="3" w:space="0" w:color="CCCCCC"/>
+            </w:tcBorders>
+            <w:shd w:val="clear" w:color="auto" w:fill="F2F2F2"/>
+            <w:tcMar>
+              <w:top w:w="0" w:type="dxa"/>
+              <w:bottom w:w="0" w:type="dxa"/>
+              <w:left w:w="0" w:type="dxa"/>
+              <w:right w:w="0" w:type="dxa"/>
+            </w:tcMar>
+            <w:vAlign w:val="center"/>
+          </w:tcPr>
+          <w:p>
+            <w:pPr>
+              <w:pStyle w:val="Normal"/>
+              <w:jc w:val="left"/>
+              <w:pBdr>
+                <w:bottom w:val="none" w:sz="0" w:space="0" w:color="000000"/>
+                <w:top w:val="none" w:sz="0" w:space="0" w:color="000000"/>
+                <w:left w:val="none" w:sz="0" w:space="0" w:color="000000"/>
+                <w:right w:val="none" w:sz="0" w:space="0" w:color="000000"/>
+              </w:pBdr>
+              <w:spacing w:after="40" w:before="40" w:line="240"/>
+              <w:ind w:left="100" w:right="100" w:firstLine="0" w:firstLineChars="0"/>
+              <w:rPr>
+                <w:rFonts w:ascii="Arial" w:hAnsi="Arial" w:eastAsia="Arial" w:cs="Arial"/>
+                <w:i w:val="false"/>
+                <w:b w:val="true"/>
+                <w:u w:val="none"/>
+                <w:strike w:val="false"/>
+                <w:sz w:val="18"/>
+                <w:szCs w:val="18"/>
+                <w:color w:val="1F3864"/>
+              </w:rPr>
+            </w:pPr>
+            <w:r>
+              <w:rPr>
+                <w:rFonts w:ascii="Arial" w:hAnsi="Arial" w:eastAsia="Arial" w:cs="Arial"/>
+                <w:i w:val="false"/>
+                <w:b w:val="true"/>
+                <w:u w:val="none"/>
+                <w:strike w:val="false"/>
+                <w:sz w:val="18"/>
+                <w:szCs w:val="18"/>
+                <w:color w:val="1F3864"/>
+              </w:rPr>
+              <w:t xml:space="preserve">Blood and lymphatic system disorders</w:t>
+            </w:r>
+          </w:p>
+        </w:tc>
+        <w:tc>
+          <w:tcPr>
+            <w:tcBorders>
+              <w:bottom w:val="single" w:sz="3" w:space="0" w:color="CCCCCC"/>
+              <w:top w:val="single" w:sz="3" w:space="0" w:color="CCCCCC"/>
+              <w:left w:val="single" w:sz="3" w:space="0" w:color="CCCCCC"/>
+              <w:right w:val="single" w:sz="3" w:space="0" w:color="CCCCCC"/>
+            </w:tcBorders>
+            <w:shd w:val="clear" w:color="auto" w:fill="F2F2F2"/>
+            <w:tcMar>
+              <w:top w:w="0" w:type="dxa"/>
+              <w:bottom w:w="0" w:type="dxa"/>
+              <w:left w:w="0" w:type="dxa"/>
+              <w:right w:w="0" w:type="dxa"/>
+            </w:tcMar>
+            <w:vAlign w:val="center"/>
+          </w:tcPr>
+          <w:p>
+            <w:pPr>
+              <w:pStyle w:val="Normal"/>
+              <w:jc w:val="center"/>
+              <w:pBdr>
+                <w:bottom w:val="none" w:sz="0" w:space="0" w:color="000000"/>
+                <w:top w:val="none" w:sz="0" w:space="0" w:color="000000"/>
+                <w:left w:val="none" w:sz="0" w:space="0" w:color="000000"/>
+                <w:right w:val="none" w:sz="0" w:space="0" w:color="000000"/>
+              </w:pBdr>
+              <w:spacing w:after="40" w:before="40" w:line="240"/>
+              <w:ind w:left="100" w:right="100" w:firstLine="0" w:firstLineChars="0"/>
+              <w:rPr>
+                <w:rFonts w:ascii="Arial" w:hAnsi="Arial" w:eastAsia="Arial" w:cs="Arial"/>
+                <w:i w:val="false"/>
+                <w:b w:val="true"/>
+                <w:u w:val="none"/>
+                <w:strike w:val="false"/>
+                <w:sz w:val="18"/>
+                <w:szCs w:val="18"/>
+                <w:color w:val="000000"/>
+              </w:rPr>
+            </w:pPr>
+            <w:r>
+              <w:rPr>
+                <w:rFonts w:ascii="Arial" w:hAnsi="Arial" w:eastAsia="Arial" w:cs="Arial"/>
+                <w:i w:val="false"/>
+                <w:b w:val="true"/>
+                <w:u w:val="none"/>
+                <w:strike w:val="false"/>
+                <w:sz w:val="18"/>
+                <w:szCs w:val="18"/>
+                <w:color w:val="000000"/>
+              </w:rPr>
               <w:t xml:space="preserve">189 (84.0)</w:t>
             </w:r>
           </w:p>
@@ -492,7 +662,7 @@
           <w:tcPr>
             <w:tcBorders>
               <w:bottom w:val="single" w:sz="3" w:space="0" w:color="CCCCCC"/>
-              <w:top w:val="single" w:sz="8" w:space="0" w:color="666666"/>
+              <w:top w:val="single" w:sz="3" w:space="0" w:color="CCCCCC"/>
               <w:left w:val="single" w:sz="3" w:space="0" w:color="CCCCCC"/>
               <w:right w:val="single" w:sz="8" w:space="0" w:color="666666"/>
             </w:tcBorders>
@@ -4343,6 +4513,32 @@
           <w:color w:val="000000"/>
         </w:rPr>
         <w:t xml:space="preserve">SOC subtotals = distinct subjects with at least one PT in that SOC.</w:t>
+      </w:r>
+    </w:p>
+    <w:p>
+      <w:pPr>
+        <w:jc w:val="left"/>
+        <w:pBdr>
+          <w:bottom w:val="none" w:sz="0" w:space="0" w:color="000000"/>
+          <w:top w:val="none" w:sz="0" w:space="0" w:color="000000"/>
+          <w:left w:val="none" w:sz="0" w:space="0" w:color="000000"/>
+          <w:right w:val="none" w:sz="0" w:space="0" w:color="000000"/>
+        </w:pBdr>
+        <w:spacing w:after="0" w:before="0" w:line="240"/>
+        <w:ind w:left="0" w:right="0" w:firstLine="0" w:firstLineChars="0"/>
+      </w:pPr>
+      <w:r>
+        <w:rPr>
+          <w:rFonts w:ascii="Arial" w:hAnsi="Arial" w:eastAsia="Arial" w:cs="Arial"/>
+          <w:i w:val="false"/>
+          <w:b w:val="false"/>
+          <w:u w:val="none"/>
+          <w:strike w:val="false"/>
+          <w:sz w:val="16"/>
+          <w:szCs w:val="16"/>
+          <w:color w:val="000000"/>
+        </w:rPr>
+        <w:t xml:space="preserve">'Any treatment-emergent AE' counts distinct subjects with &gt;= 1 TEAE and is not restricted by the &gt;= 5% Preferred Term filter.</w:t>
       </w:r>
     </w:p>
     <w:p>

--- a/tfl/tables/T-AE-02.docx
+++ b/tfl/tables/T-AE-02.docx
@@ -129,7 +129,7 @@
           <w:szCs w:val="18"/>
           <w:color w:val="444444"/>
         </w:rPr>
-        <w:t xml:space="preserve">Safety Population (N=449)</w:t>
+        <w:t xml:space="preserve">Safety Population (N=450)</w:t>
       </w:r>
     </w:p>
     <w:p>
@@ -288,7 +288,7 @@
                 <w:szCs w:val="18"/>
                 <w:color w:val="FFFFFF"/>
               </w:rPr>
-              <w:t xml:space="preserve">(N=225)</w:t>
+              <w:t xml:space="preserve">(N=300)</w:t>
             </w:r>
           </w:p>
         </w:tc>
@@ -369,7 +369,7 @@
                 <w:szCs w:val="18"/>
                 <w:color w:val="FFFFFF"/>
               </w:rPr>
-              <w:t xml:space="preserve">(N=224)</w:t>
+              <w:t xml:space="preserve">(N=150)</w:t>
             </w:r>
           </w:p>
         </w:tc>
@@ -484,7 +484,7 @@
                 <w:szCs w:val="18"/>
                 <w:color w:val="000000"/>
               </w:rPr>
-              <w:t xml:space="preserve">225 (100.0)</w:t>
+              <w:t xml:space="preserve">300 (100.0)</w:t>
             </w:r>
           </w:p>
         </w:tc>
@@ -539,7 +539,7 @@
                 <w:szCs w:val="18"/>
                 <w:color w:val="000000"/>
               </w:rPr>
-              <w:t xml:space="preserve">223 (99.6)</w:t>
+              <w:t xml:space="preserve">150 (100.0)</w:t>
             </w:r>
           </w:p>
         </w:tc>
@@ -654,7 +654,7 @@
                 <w:szCs w:val="18"/>
                 <w:color w:val="000000"/>
               </w:rPr>
-              <w:t xml:space="preserve">189 (84.0)</w:t>
+              <w:t xml:space="preserve">251 (83.7)</w:t>
             </w:r>
           </w:p>
         </w:tc>
@@ -709,7 +709,7 @@
                 <w:szCs w:val="18"/>
                 <w:color w:val="000000"/>
               </w:rPr>
-              <w:t xml:space="preserve">201 (89.7)</w:t>
+              <w:t xml:space="preserve">125 (83.3)</w:t>
             </w:r>
           </w:p>
         </w:tc>
@@ -769,7 +769,7 @@
                 <w:szCs w:val="18"/>
                 <w:color w:val="000000"/>
               </w:rPr>
-              <w:t xml:space="preserve">  Neutropenia</w:t>
+              <w:t xml:space="preserve">  Anaemia</w:t>
             </w:r>
           </w:p>
         </w:tc>
@@ -824,7 +824,7 @@
                 <w:szCs w:val="18"/>
                 <w:color w:val="000000"/>
               </w:rPr>
-              <w:t xml:space="preserve">97 (43.1)</w:t>
+              <w:t xml:space="preserve">136 (45.3)</w:t>
             </w:r>
           </w:p>
         </w:tc>
@@ -879,7 +879,7 @@
                 <w:szCs w:val="18"/>
                 <w:color w:val="000000"/>
               </w:rPr>
-              <w:t xml:space="preserve">106 (47.3)</w:t>
+              <w:t xml:space="preserve">71 (47.3)</w:t>
             </w:r>
           </w:p>
         </w:tc>
@@ -994,7 +994,7 @@
                 <w:szCs w:val="18"/>
                 <w:color w:val="000000"/>
               </w:rPr>
-              <w:t xml:space="preserve">104 (46.2)</w:t>
+              <w:t xml:space="preserve">138 (46.0)</w:t>
             </w:r>
           </w:p>
         </w:tc>
@@ -1049,7 +1049,7 @@
                 <w:szCs w:val="18"/>
                 <w:color w:val="000000"/>
               </w:rPr>
-              <w:t xml:space="preserve">105 (46.9)</w:t>
+              <w:t xml:space="preserve">69 (46.0)</w:t>
             </w:r>
           </w:p>
         </w:tc>
@@ -1109,7 +1109,7 @@
                 <w:szCs w:val="18"/>
                 <w:color w:val="000000"/>
               </w:rPr>
-              <w:t xml:space="preserve">  Anaemia</w:t>
+              <w:t xml:space="preserve">  Neutropenia</w:t>
             </w:r>
           </w:p>
         </w:tc>
@@ -1164,7 +1164,7 @@
                 <w:szCs w:val="18"/>
                 <w:color w:val="000000"/>
               </w:rPr>
-              <w:t xml:space="preserve">98 (43.6)</w:t>
+              <w:t xml:space="preserve">127 (42.3)</w:t>
             </w:r>
           </w:p>
         </w:tc>
@@ -1219,7 +1219,7 @@
                 <w:szCs w:val="18"/>
                 <w:color w:val="000000"/>
               </w:rPr>
-              <w:t xml:space="preserve">96 (42.9)</w:t>
+              <w:t xml:space="preserve">66 (44.0)</w:t>
             </w:r>
           </w:p>
         </w:tc>
@@ -1279,7 +1279,7 @@
                 <w:szCs w:val="18"/>
                 <w:color w:val="1F3864"/>
               </w:rPr>
-              <w:t xml:space="preserve">Gastrointestinal disorders</w:t>
+              <w:t xml:space="preserve">Endocrine disorders</w:t>
             </w:r>
           </w:p>
         </w:tc>
@@ -1334,7 +1334,7 @@
                 <w:szCs w:val="18"/>
                 <w:color w:val="000000"/>
               </w:rPr>
-              <w:t xml:space="preserve">203 (90.2)</w:t>
+              <w:t xml:space="preserve">39 (13.0)</w:t>
             </w:r>
           </w:p>
         </w:tc>
@@ -1389,7 +1389,7 @@
                 <w:szCs w:val="18"/>
                 <w:color w:val="000000"/>
               </w:rPr>
-              <w:t xml:space="preserve">192 (85.7)</w:t>
+              <w:t xml:space="preserve">3 (2.0)</w:t>
             </w:r>
           </w:p>
         </w:tc>
@@ -1449,7 +1449,7 @@
                 <w:szCs w:val="18"/>
                 <w:color w:val="000000"/>
               </w:rPr>
-              <w:t xml:space="preserve">  Nausea</w:t>
+              <w:t xml:space="preserve">  Hypothyroidism</w:t>
             </w:r>
           </w:p>
         </w:tc>
@@ -1504,7 +1504,7 @@
                 <w:szCs w:val="18"/>
                 <w:color w:val="000000"/>
               </w:rPr>
-              <w:t xml:space="preserve">138 (61.3)</w:t>
+              <w:t xml:space="preserve">21 (7.0)</w:t>
             </w:r>
           </w:p>
         </w:tc>
@@ -1559,7 +1559,7 @@
                 <w:szCs w:val="18"/>
                 <w:color w:val="000000"/>
               </w:rPr>
-              <w:t xml:space="preserve">130 (58.0)</w:t>
+              <w:t xml:space="preserve">2 (1.3)</w:t>
             </w:r>
           </w:p>
         </w:tc>
@@ -1576,7 +1576,7 @@
               <w:left w:val="single" w:sz="8" w:space="0" w:color="666666"/>
               <w:right w:val="single" w:sz="3" w:space="0" w:color="CCCCCC"/>
             </w:tcBorders>
-            <w:shd w:val="clear" w:color="auto" w:fill="FFFFFF"/>
+            <w:shd w:val="clear" w:color="auto" w:fill="F2F2F2"/>
             <w:tcMar>
               <w:top w:w="0" w:type="dxa"/>
               <w:bottom w:w="0" w:type="dxa"/>
@@ -1596,30 +1596,30 @@
                 <w:right w:val="none" w:sz="0" w:space="0" w:color="000000"/>
               </w:pBdr>
               <w:spacing w:after="40" w:before="40" w:line="240"/>
-              <w:ind w:left="300" w:right="100" w:firstLine="0" w:firstLineChars="0"/>
-              <w:rPr>
-                <w:rFonts w:ascii="Arial" w:hAnsi="Arial" w:eastAsia="Arial" w:cs="Arial"/>
-                <w:i w:val="false"/>
-                <w:b w:val="false"/>
-                <w:u w:val="none"/>
-                <w:strike w:val="false"/>
-                <w:sz w:val="18"/>
-                <w:szCs w:val="18"/>
-                <w:color w:val="000000"/>
-              </w:rPr>
-            </w:pPr>
-            <w:r>
-              <w:rPr>
-                <w:rFonts w:ascii="Arial" w:hAnsi="Arial" w:eastAsia="Arial" w:cs="Arial"/>
-                <w:i w:val="false"/>
-                <w:b w:val="false"/>
-                <w:u w:val="none"/>
-                <w:strike w:val="false"/>
-                <w:sz w:val="18"/>
-                <w:szCs w:val="18"/>
-                <w:color w:val="000000"/>
-              </w:rPr>
-              <w:t xml:space="preserve">  Diarrhoea</w:t>
+              <w:ind w:left="100" w:right="100" w:firstLine="0" w:firstLineChars="0"/>
+              <w:rPr>
+                <w:rFonts w:ascii="Arial" w:hAnsi="Arial" w:eastAsia="Arial" w:cs="Arial"/>
+                <w:i w:val="false"/>
+                <w:b w:val="true"/>
+                <w:u w:val="none"/>
+                <w:strike w:val="false"/>
+                <w:sz w:val="18"/>
+                <w:szCs w:val="18"/>
+                <w:color w:val="1F3864"/>
+              </w:rPr>
+            </w:pPr>
+            <w:r>
+              <w:rPr>
+                <w:rFonts w:ascii="Arial" w:hAnsi="Arial" w:eastAsia="Arial" w:cs="Arial"/>
+                <w:i w:val="false"/>
+                <w:b w:val="true"/>
+                <w:u w:val="none"/>
+                <w:strike w:val="false"/>
+                <w:sz w:val="18"/>
+                <w:szCs w:val="18"/>
+                <w:color w:val="1F3864"/>
+              </w:rPr>
+              <w:t xml:space="preserve">Gastrointestinal disorders</w:t>
             </w:r>
           </w:p>
         </w:tc>
@@ -1631,7 +1631,7 @@
               <w:left w:val="single" w:sz="3" w:space="0" w:color="CCCCCC"/>
               <w:right w:val="single" w:sz="3" w:space="0" w:color="CCCCCC"/>
             </w:tcBorders>
-            <w:shd w:val="clear" w:color="auto" w:fill="FFFFFF"/>
+            <w:shd w:val="clear" w:color="auto" w:fill="F2F2F2"/>
             <w:tcMar>
               <w:top w:w="0" w:type="dxa"/>
               <w:bottom w:w="0" w:type="dxa"/>
@@ -1655,26 +1655,26 @@
               <w:rPr>
                 <w:rFonts w:ascii="Arial" w:hAnsi="Arial" w:eastAsia="Arial" w:cs="Arial"/>
                 <w:i w:val="false"/>
-                <w:b w:val="false"/>
-                <w:u w:val="none"/>
-                <w:strike w:val="false"/>
-                <w:sz w:val="18"/>
-                <w:szCs w:val="18"/>
-                <w:color w:val="000000"/>
-              </w:rPr>
-            </w:pPr>
-            <w:r>
-              <w:rPr>
-                <w:rFonts w:ascii="Arial" w:hAnsi="Arial" w:eastAsia="Arial" w:cs="Arial"/>
-                <w:i w:val="false"/>
-                <w:b w:val="false"/>
-                <w:u w:val="none"/>
-                <w:strike w:val="false"/>
-                <w:sz w:val="18"/>
-                <w:szCs w:val="18"/>
-                <w:color w:val="000000"/>
-              </w:rPr>
-              <w:t xml:space="preserve">57 (25.3)</w:t>
+                <w:b w:val="true"/>
+                <w:u w:val="none"/>
+                <w:strike w:val="false"/>
+                <w:sz w:val="18"/>
+                <w:szCs w:val="18"/>
+                <w:color w:val="000000"/>
+              </w:rPr>
+            </w:pPr>
+            <w:r>
+              <w:rPr>
+                <w:rFonts w:ascii="Arial" w:hAnsi="Arial" w:eastAsia="Arial" w:cs="Arial"/>
+                <w:i w:val="false"/>
+                <w:b w:val="true"/>
+                <w:u w:val="none"/>
+                <w:strike w:val="false"/>
+                <w:sz w:val="18"/>
+                <w:szCs w:val="18"/>
+                <w:color w:val="000000"/>
+              </w:rPr>
+              <w:t xml:space="preserve">264 (88.0)</w:t>
             </w:r>
           </w:p>
         </w:tc>
@@ -1686,7 +1686,7 @@
               <w:left w:val="single" w:sz="3" w:space="0" w:color="CCCCCC"/>
               <w:right w:val="single" w:sz="8" w:space="0" w:color="666666"/>
             </w:tcBorders>
-            <w:shd w:val="clear" w:color="auto" w:fill="FFFFFF"/>
+            <w:shd w:val="clear" w:color="auto" w:fill="F2F2F2"/>
             <w:tcMar>
               <w:top w:w="0" w:type="dxa"/>
               <w:bottom w:w="0" w:type="dxa"/>
@@ -1710,26 +1710,26 @@
               <w:rPr>
                 <w:rFonts w:ascii="Arial" w:hAnsi="Arial" w:eastAsia="Arial" w:cs="Arial"/>
                 <w:i w:val="false"/>
-                <w:b w:val="false"/>
-                <w:u w:val="none"/>
-                <w:strike w:val="false"/>
-                <w:sz w:val="18"/>
-                <w:szCs w:val="18"/>
-                <w:color w:val="000000"/>
-              </w:rPr>
-            </w:pPr>
-            <w:r>
-              <w:rPr>
-                <w:rFonts w:ascii="Arial" w:hAnsi="Arial" w:eastAsia="Arial" w:cs="Arial"/>
-                <w:i w:val="false"/>
-                <w:b w:val="false"/>
-                <w:u w:val="none"/>
-                <w:strike w:val="false"/>
-                <w:sz w:val="18"/>
-                <w:szCs w:val="18"/>
-                <w:color w:val="000000"/>
-              </w:rPr>
-              <w:t xml:space="preserve">63 (28.1)</w:t>
+                <w:b w:val="true"/>
+                <w:u w:val="none"/>
+                <w:strike w:val="false"/>
+                <w:sz w:val="18"/>
+                <w:szCs w:val="18"/>
+                <w:color w:val="000000"/>
+              </w:rPr>
+            </w:pPr>
+            <w:r>
+              <w:rPr>
+                <w:rFonts w:ascii="Arial" w:hAnsi="Arial" w:eastAsia="Arial" w:cs="Arial"/>
+                <w:i w:val="false"/>
+                <w:b w:val="true"/>
+                <w:u w:val="none"/>
+                <w:strike w:val="false"/>
+                <w:sz w:val="18"/>
+                <w:szCs w:val="18"/>
+                <w:color w:val="000000"/>
+              </w:rPr>
+              <w:t xml:space="preserve">132 (88.0)</w:t>
             </w:r>
           </w:p>
         </w:tc>
@@ -1789,7 +1789,7 @@
                 <w:szCs w:val="18"/>
                 <w:color w:val="000000"/>
               </w:rPr>
-              <w:t xml:space="preserve">  Stomatitis</w:t>
+              <w:t xml:space="preserve">  Nausea</w:t>
             </w:r>
           </w:p>
         </w:tc>
@@ -1844,7 +1844,7 @@
                 <w:szCs w:val="18"/>
                 <w:color w:val="000000"/>
               </w:rPr>
-              <w:t xml:space="preserve">58 (25.8)</w:t>
+              <w:t xml:space="preserve">163 (54.3)</w:t>
             </w:r>
           </w:p>
         </w:tc>
@@ -1899,7 +1899,7 @@
                 <w:szCs w:val="18"/>
                 <w:color w:val="000000"/>
               </w:rPr>
-              <w:t xml:space="preserve">55 (24.6)</w:t>
+              <w:t xml:space="preserve">98 (65.3)</w:t>
             </w:r>
           </w:p>
         </w:tc>
@@ -1959,7 +1959,7 @@
                 <w:szCs w:val="18"/>
                 <w:color w:val="000000"/>
               </w:rPr>
-              <w:t xml:space="preserve">  Constipation</w:t>
+              <w:t xml:space="preserve">  Stomatitis</w:t>
             </w:r>
           </w:p>
         </w:tc>
@@ -2014,7 +2014,7 @@
                 <w:szCs w:val="18"/>
                 <w:color w:val="000000"/>
               </w:rPr>
-              <w:t xml:space="preserve">56 (24.9)</w:t>
+              <w:t xml:space="preserve">68 (22.7)</w:t>
             </w:r>
           </w:p>
         </w:tc>
@@ -2069,7 +2069,7 @@
                 <w:szCs w:val="18"/>
                 <w:color w:val="000000"/>
               </w:rPr>
-              <w:t xml:space="preserve">46 (20.5)</w:t>
+              <w:t xml:space="preserve">42 (28.0)</w:t>
             </w:r>
           </w:p>
         </w:tc>
@@ -2129,7 +2129,7 @@
                 <w:szCs w:val="18"/>
                 <w:color w:val="000000"/>
               </w:rPr>
-              <w:t xml:space="preserve">  Vomiting</w:t>
+              <w:t xml:space="preserve">  Constipation</w:t>
             </w:r>
           </w:p>
         </w:tc>
@@ -2184,7 +2184,7 @@
                 <w:szCs w:val="18"/>
                 <w:color w:val="000000"/>
               </w:rPr>
-              <w:t xml:space="preserve">52 (23.1)</w:t>
+              <w:t xml:space="preserve">74 (24.7)</w:t>
             </w:r>
           </w:p>
         </w:tc>
@@ -2239,7 +2239,7 @@
                 <w:szCs w:val="18"/>
                 <w:color w:val="000000"/>
               </w:rPr>
-              <w:t xml:space="preserve">46 (20.5)</w:t>
+              <w:t xml:space="preserve">28 (18.7)</w:t>
             </w:r>
           </w:p>
         </w:tc>
@@ -2299,7 +2299,7 @@
                 <w:szCs w:val="18"/>
                 <w:color w:val="000000"/>
               </w:rPr>
-              <w:t xml:space="preserve">  Colitis</w:t>
+              <w:t xml:space="preserve">  Diarrhoea</w:t>
             </w:r>
           </w:p>
         </w:tc>
@@ -2354,7 +2354,7 @@
                 <w:szCs w:val="18"/>
                 <w:color w:val="000000"/>
               </w:rPr>
-              <w:t xml:space="preserve">13 (5.8)</w:t>
+              <w:t xml:space="preserve">73 (24.3)</w:t>
             </w:r>
           </w:p>
         </w:tc>
@@ -2409,7 +2409,7 @@
                 <w:szCs w:val="18"/>
                 <w:color w:val="000000"/>
               </w:rPr>
-              <w:t xml:space="preserve">3 (1.3)</w:t>
+              <w:t xml:space="preserve">37 (24.7)</w:t>
             </w:r>
           </w:p>
         </w:tc>
@@ -2426,7 +2426,7 @@
               <w:left w:val="single" w:sz="8" w:space="0" w:color="666666"/>
               <w:right w:val="single" w:sz="3" w:space="0" w:color="CCCCCC"/>
             </w:tcBorders>
-            <w:shd w:val="clear" w:color="auto" w:fill="F2F2F2"/>
+            <w:shd w:val="clear" w:color="auto" w:fill="FFFFFF"/>
             <w:tcMar>
               <w:top w:w="0" w:type="dxa"/>
               <w:bottom w:w="0" w:type="dxa"/>
@@ -2446,30 +2446,30 @@
                 <w:right w:val="none" w:sz="0" w:space="0" w:color="000000"/>
               </w:pBdr>
               <w:spacing w:after="40" w:before="40" w:line="240"/>
-              <w:ind w:left="100" w:right="100" w:firstLine="0" w:firstLineChars="0"/>
-              <w:rPr>
-                <w:rFonts w:ascii="Arial" w:hAnsi="Arial" w:eastAsia="Arial" w:cs="Arial"/>
-                <w:i w:val="false"/>
-                <w:b w:val="true"/>
-                <w:u w:val="none"/>
-                <w:strike w:val="false"/>
-                <w:sz w:val="18"/>
-                <w:szCs w:val="18"/>
-                <w:color w:val="1F3864"/>
-              </w:rPr>
-            </w:pPr>
-            <w:r>
-              <w:rPr>
-                <w:rFonts w:ascii="Arial" w:hAnsi="Arial" w:eastAsia="Arial" w:cs="Arial"/>
-                <w:i w:val="false"/>
-                <w:b w:val="true"/>
-                <w:u w:val="none"/>
-                <w:strike w:val="false"/>
-                <w:sz w:val="18"/>
-                <w:szCs w:val="18"/>
-                <w:color w:val="1F3864"/>
-              </w:rPr>
-              <w:t xml:space="preserve">General disorders and administration site conditions</w:t>
+              <w:ind w:left="300" w:right="100" w:firstLine="0" w:firstLineChars="0"/>
+              <w:rPr>
+                <w:rFonts w:ascii="Arial" w:hAnsi="Arial" w:eastAsia="Arial" w:cs="Arial"/>
+                <w:i w:val="false"/>
+                <w:b w:val="false"/>
+                <w:u w:val="none"/>
+                <w:strike w:val="false"/>
+                <w:sz w:val="18"/>
+                <w:szCs w:val="18"/>
+                <w:color w:val="000000"/>
+              </w:rPr>
+            </w:pPr>
+            <w:r>
+              <w:rPr>
+                <w:rFonts w:ascii="Arial" w:hAnsi="Arial" w:eastAsia="Arial" w:cs="Arial"/>
+                <w:i w:val="false"/>
+                <w:b w:val="false"/>
+                <w:u w:val="none"/>
+                <w:strike w:val="false"/>
+                <w:sz w:val="18"/>
+                <w:szCs w:val="18"/>
+                <w:color w:val="000000"/>
+              </w:rPr>
+              <w:t xml:space="preserve">  Vomiting</w:t>
             </w:r>
           </w:p>
         </w:tc>
@@ -2481,7 +2481,7 @@
               <w:left w:val="single" w:sz="3" w:space="0" w:color="CCCCCC"/>
               <w:right w:val="single" w:sz="3" w:space="0" w:color="CCCCCC"/>
             </w:tcBorders>
-            <w:shd w:val="clear" w:color="auto" w:fill="F2F2F2"/>
+            <w:shd w:val="clear" w:color="auto" w:fill="FFFFFF"/>
             <w:tcMar>
               <w:top w:w="0" w:type="dxa"/>
               <w:bottom w:w="0" w:type="dxa"/>
@@ -2505,26 +2505,26 @@
               <w:rPr>
                 <w:rFonts w:ascii="Arial" w:hAnsi="Arial" w:eastAsia="Arial" w:cs="Arial"/>
                 <w:i w:val="false"/>
-                <w:b w:val="true"/>
-                <w:u w:val="none"/>
-                <w:strike w:val="false"/>
-                <w:sz w:val="18"/>
-                <w:szCs w:val="18"/>
-                <w:color w:val="000000"/>
-              </w:rPr>
-            </w:pPr>
-            <w:r>
-              <w:rPr>
-                <w:rFonts w:ascii="Arial" w:hAnsi="Arial" w:eastAsia="Arial" w:cs="Arial"/>
-                <w:i w:val="false"/>
-                <w:b w:val="true"/>
-                <w:u w:val="none"/>
-                <w:strike w:val="false"/>
-                <w:sz w:val="18"/>
-                <w:szCs w:val="18"/>
-                <w:color w:val="000000"/>
-              </w:rPr>
-              <w:t xml:space="preserve">105 (46.7)</w:t>
+                <w:b w:val="false"/>
+                <w:u w:val="none"/>
+                <w:strike w:val="false"/>
+                <w:sz w:val="18"/>
+                <w:szCs w:val="18"/>
+                <w:color w:val="000000"/>
+              </w:rPr>
+            </w:pPr>
+            <w:r>
+              <w:rPr>
+                <w:rFonts w:ascii="Arial" w:hAnsi="Arial" w:eastAsia="Arial" w:cs="Arial"/>
+                <w:i w:val="false"/>
+                <w:b w:val="false"/>
+                <w:u w:val="none"/>
+                <w:strike w:val="false"/>
+                <w:sz w:val="18"/>
+                <w:szCs w:val="18"/>
+                <w:color w:val="000000"/>
+              </w:rPr>
+              <w:t xml:space="preserve">72 (24.0)</w:t>
             </w:r>
           </w:p>
         </w:tc>
@@ -2536,7 +2536,7 @@
               <w:left w:val="single" w:sz="3" w:space="0" w:color="CCCCCC"/>
               <w:right w:val="single" w:sz="8" w:space="0" w:color="666666"/>
             </w:tcBorders>
-            <w:shd w:val="clear" w:color="auto" w:fill="F2F2F2"/>
+            <w:shd w:val="clear" w:color="auto" w:fill="FFFFFF"/>
             <w:tcMar>
               <w:top w:w="0" w:type="dxa"/>
               <w:bottom w:w="0" w:type="dxa"/>
@@ -2560,26 +2560,26 @@
               <w:rPr>
                 <w:rFonts w:ascii="Arial" w:hAnsi="Arial" w:eastAsia="Arial" w:cs="Arial"/>
                 <w:i w:val="false"/>
-                <w:b w:val="true"/>
-                <w:u w:val="none"/>
-                <w:strike w:val="false"/>
-                <w:sz w:val="18"/>
-                <w:szCs w:val="18"/>
-                <w:color w:val="000000"/>
-              </w:rPr>
-            </w:pPr>
-            <w:r>
-              <w:rPr>
-                <w:rFonts w:ascii="Arial" w:hAnsi="Arial" w:eastAsia="Arial" w:cs="Arial"/>
-                <w:i w:val="false"/>
-                <w:b w:val="true"/>
-                <w:u w:val="none"/>
-                <w:strike w:val="false"/>
-                <w:sz w:val="18"/>
-                <w:szCs w:val="18"/>
-                <w:color w:val="000000"/>
-              </w:rPr>
-              <w:t xml:space="preserve">103 (46.0)</w:t>
+                <w:b w:val="false"/>
+                <w:u w:val="none"/>
+                <w:strike w:val="false"/>
+                <w:sz w:val="18"/>
+                <w:szCs w:val="18"/>
+                <w:color w:val="000000"/>
+              </w:rPr>
+            </w:pPr>
+            <w:r>
+              <w:rPr>
+                <w:rFonts w:ascii="Arial" w:hAnsi="Arial" w:eastAsia="Arial" w:cs="Arial"/>
+                <w:i w:val="false"/>
+                <w:b w:val="false"/>
+                <w:u w:val="none"/>
+                <w:strike w:val="false"/>
+                <w:sz w:val="18"/>
+                <w:szCs w:val="18"/>
+                <w:color w:val="000000"/>
+              </w:rPr>
+              <w:t xml:space="preserve">31 (20.7)</w:t>
             </w:r>
           </w:p>
         </w:tc>
@@ -2639,7 +2639,7 @@
                 <w:szCs w:val="18"/>
                 <w:color w:val="000000"/>
               </w:rPr>
-              <w:t xml:space="preserve">  Fatigue</w:t>
+              <w:t xml:space="preserve">  Colitis</w:t>
             </w:r>
           </w:p>
         </w:tc>
@@ -2694,7 +2694,7 @@
                 <w:szCs w:val="18"/>
                 <w:color w:val="000000"/>
               </w:rPr>
-              <w:t xml:space="preserve">62 (27.6)</w:t>
+              <w:t xml:space="preserve">25 (8.3)</w:t>
             </w:r>
           </w:p>
         </w:tc>
@@ -2749,7 +2749,7 @@
                 <w:szCs w:val="18"/>
                 <w:color w:val="000000"/>
               </w:rPr>
-              <w:t xml:space="preserve">72 (32.1)</w:t>
+              <w:t xml:space="preserve">4 (2.7)</w:t>
             </w:r>
           </w:p>
         </w:tc>
@@ -2766,7 +2766,7 @@
               <w:left w:val="single" w:sz="8" w:space="0" w:color="666666"/>
               <w:right w:val="single" w:sz="3" w:space="0" w:color="CCCCCC"/>
             </w:tcBorders>
-            <w:shd w:val="clear" w:color="auto" w:fill="FFFFFF"/>
+            <w:shd w:val="clear" w:color="auto" w:fill="F2F2F2"/>
             <w:tcMar>
               <w:top w:w="0" w:type="dxa"/>
               <w:bottom w:w="0" w:type="dxa"/>
@@ -2786,30 +2786,30 @@
                 <w:right w:val="none" w:sz="0" w:space="0" w:color="000000"/>
               </w:pBdr>
               <w:spacing w:after="40" w:before="40" w:line="240"/>
-              <w:ind w:left="300" w:right="100" w:firstLine="0" w:firstLineChars="0"/>
-              <w:rPr>
-                <w:rFonts w:ascii="Arial" w:hAnsi="Arial" w:eastAsia="Arial" w:cs="Arial"/>
-                <w:i w:val="false"/>
-                <w:b w:val="false"/>
-                <w:u w:val="none"/>
-                <w:strike w:val="false"/>
-                <w:sz w:val="18"/>
-                <w:szCs w:val="18"/>
-                <w:color w:val="000000"/>
-              </w:rPr>
-            </w:pPr>
-            <w:r>
-              <w:rPr>
-                <w:rFonts w:ascii="Arial" w:hAnsi="Arial" w:eastAsia="Arial" w:cs="Arial"/>
-                <w:i w:val="false"/>
-                <w:b w:val="false"/>
-                <w:u w:val="none"/>
-                <w:strike w:val="false"/>
-                <w:sz w:val="18"/>
-                <w:szCs w:val="18"/>
-                <w:color w:val="000000"/>
-              </w:rPr>
-              <w:t xml:space="preserve">  Asthenia</w:t>
+              <w:ind w:left="100" w:right="100" w:firstLine="0" w:firstLineChars="0"/>
+              <w:rPr>
+                <w:rFonts w:ascii="Arial" w:hAnsi="Arial" w:eastAsia="Arial" w:cs="Arial"/>
+                <w:i w:val="false"/>
+                <w:b w:val="true"/>
+                <w:u w:val="none"/>
+                <w:strike w:val="false"/>
+                <w:sz w:val="18"/>
+                <w:szCs w:val="18"/>
+                <w:color w:val="1F3864"/>
+              </w:rPr>
+            </w:pPr>
+            <w:r>
+              <w:rPr>
+                <w:rFonts w:ascii="Arial" w:hAnsi="Arial" w:eastAsia="Arial" w:cs="Arial"/>
+                <w:i w:val="false"/>
+                <w:b w:val="true"/>
+                <w:u w:val="none"/>
+                <w:strike w:val="false"/>
+                <w:sz w:val="18"/>
+                <w:szCs w:val="18"/>
+                <w:color w:val="1F3864"/>
+              </w:rPr>
+              <w:t xml:space="preserve">General disorders and administration site conditions</w:t>
             </w:r>
           </w:p>
         </w:tc>
@@ -2821,7 +2821,7 @@
               <w:left w:val="single" w:sz="3" w:space="0" w:color="CCCCCC"/>
               <w:right w:val="single" w:sz="3" w:space="0" w:color="CCCCCC"/>
             </w:tcBorders>
-            <w:shd w:val="clear" w:color="auto" w:fill="FFFFFF"/>
+            <w:shd w:val="clear" w:color="auto" w:fill="F2F2F2"/>
             <w:tcMar>
               <w:top w:w="0" w:type="dxa"/>
               <w:bottom w:w="0" w:type="dxa"/>
@@ -2845,26 +2845,26 @@
               <w:rPr>
                 <w:rFonts w:ascii="Arial" w:hAnsi="Arial" w:eastAsia="Arial" w:cs="Arial"/>
                 <w:i w:val="false"/>
-                <w:b w:val="false"/>
-                <w:u w:val="none"/>
-                <w:strike w:val="false"/>
-                <w:sz w:val="18"/>
-                <w:szCs w:val="18"/>
-                <w:color w:val="000000"/>
-              </w:rPr>
-            </w:pPr>
-            <w:r>
-              <w:rPr>
-                <w:rFonts w:ascii="Arial" w:hAnsi="Arial" w:eastAsia="Arial" w:cs="Arial"/>
-                <w:i w:val="false"/>
-                <w:b w:val="false"/>
-                <w:u w:val="none"/>
-                <w:strike w:val="false"/>
-                <w:sz w:val="18"/>
-                <w:szCs w:val="18"/>
-                <w:color w:val="000000"/>
-              </w:rPr>
-              <w:t xml:space="preserve">56 (24.9)</w:t>
+                <w:b w:val="true"/>
+                <w:u w:val="none"/>
+                <w:strike w:val="false"/>
+                <w:sz w:val="18"/>
+                <w:szCs w:val="18"/>
+                <w:color w:val="000000"/>
+              </w:rPr>
+            </w:pPr>
+            <w:r>
+              <w:rPr>
+                <w:rFonts w:ascii="Arial" w:hAnsi="Arial" w:eastAsia="Arial" w:cs="Arial"/>
+                <w:i w:val="false"/>
+                <w:b w:val="true"/>
+                <w:u w:val="none"/>
+                <w:strike w:val="false"/>
+                <w:sz w:val="18"/>
+                <w:szCs w:val="18"/>
+                <w:color w:val="000000"/>
+              </w:rPr>
+              <w:t xml:space="preserve">134 (44.7)</w:t>
             </w:r>
           </w:p>
         </w:tc>
@@ -2876,7 +2876,7 @@
               <w:left w:val="single" w:sz="3" w:space="0" w:color="CCCCCC"/>
               <w:right w:val="single" w:sz="8" w:space="0" w:color="666666"/>
             </w:tcBorders>
-            <w:shd w:val="clear" w:color="auto" w:fill="FFFFFF"/>
+            <w:shd w:val="clear" w:color="auto" w:fill="F2F2F2"/>
             <w:tcMar>
               <w:top w:w="0" w:type="dxa"/>
               <w:bottom w:w="0" w:type="dxa"/>
@@ -2900,26 +2900,26 @@
               <w:rPr>
                 <w:rFonts w:ascii="Arial" w:hAnsi="Arial" w:eastAsia="Arial" w:cs="Arial"/>
                 <w:i w:val="false"/>
-                <w:b w:val="false"/>
-                <w:u w:val="none"/>
-                <w:strike w:val="false"/>
-                <w:sz w:val="18"/>
-                <w:szCs w:val="18"/>
-                <w:color w:val="000000"/>
-              </w:rPr>
-            </w:pPr>
-            <w:r>
-              <w:rPr>
-                <w:rFonts w:ascii="Arial" w:hAnsi="Arial" w:eastAsia="Arial" w:cs="Arial"/>
-                <w:i w:val="false"/>
-                <w:b w:val="false"/>
-                <w:u w:val="none"/>
-                <w:strike w:val="false"/>
-                <w:sz w:val="18"/>
-                <w:szCs w:val="18"/>
-                <w:color w:val="000000"/>
-              </w:rPr>
-              <w:t xml:space="preserve">50 (22.3)</w:t>
+                <w:b w:val="true"/>
+                <w:u w:val="none"/>
+                <w:strike w:val="false"/>
+                <w:sz w:val="18"/>
+                <w:szCs w:val="18"/>
+                <w:color w:val="000000"/>
+              </w:rPr>
+            </w:pPr>
+            <w:r>
+              <w:rPr>
+                <w:rFonts w:ascii="Arial" w:hAnsi="Arial" w:eastAsia="Arial" w:cs="Arial"/>
+                <w:i w:val="false"/>
+                <w:b w:val="true"/>
+                <w:u w:val="none"/>
+                <w:strike w:val="false"/>
+                <w:sz w:val="18"/>
+                <w:szCs w:val="18"/>
+                <w:color w:val="000000"/>
+              </w:rPr>
+              <w:t xml:space="preserve">71 (47.3)</w:t>
             </w:r>
           </w:p>
         </w:tc>
@@ -2936,7 +2936,7 @@
               <w:left w:val="single" w:sz="8" w:space="0" w:color="666666"/>
               <w:right w:val="single" w:sz="3" w:space="0" w:color="CCCCCC"/>
             </w:tcBorders>
-            <w:shd w:val="clear" w:color="auto" w:fill="F2F2F2"/>
+            <w:shd w:val="clear" w:color="auto" w:fill="FFFFFF"/>
             <w:tcMar>
               <w:top w:w="0" w:type="dxa"/>
               <w:bottom w:w="0" w:type="dxa"/>
@@ -2956,30 +2956,30 @@
                 <w:right w:val="none" w:sz="0" w:space="0" w:color="000000"/>
               </w:pBdr>
               <w:spacing w:after="40" w:before="40" w:line="240"/>
-              <w:ind w:left="100" w:right="100" w:firstLine="0" w:firstLineChars="0"/>
-              <w:rPr>
-                <w:rFonts w:ascii="Arial" w:hAnsi="Arial" w:eastAsia="Arial" w:cs="Arial"/>
-                <w:i w:val="false"/>
-                <w:b w:val="true"/>
-                <w:u w:val="none"/>
-                <w:strike w:val="false"/>
-                <w:sz w:val="18"/>
-                <w:szCs w:val="18"/>
-                <w:color w:val="1F3864"/>
-              </w:rPr>
-            </w:pPr>
-            <w:r>
-              <w:rPr>
-                <w:rFonts w:ascii="Arial" w:hAnsi="Arial" w:eastAsia="Arial" w:cs="Arial"/>
-                <w:i w:val="false"/>
-                <w:b w:val="true"/>
-                <w:u w:val="none"/>
-                <w:strike w:val="false"/>
-                <w:sz w:val="18"/>
-                <w:szCs w:val="18"/>
-                <w:color w:val="1F3864"/>
-              </w:rPr>
-              <w:t xml:space="preserve">Metabolism and nutrition disorders</w:t>
+              <w:ind w:left="300" w:right="100" w:firstLine="0" w:firstLineChars="0"/>
+              <w:rPr>
+                <w:rFonts w:ascii="Arial" w:hAnsi="Arial" w:eastAsia="Arial" w:cs="Arial"/>
+                <w:i w:val="false"/>
+                <w:b w:val="false"/>
+                <w:u w:val="none"/>
+                <w:strike w:val="false"/>
+                <w:sz w:val="18"/>
+                <w:szCs w:val="18"/>
+                <w:color w:val="000000"/>
+              </w:rPr>
+            </w:pPr>
+            <w:r>
+              <w:rPr>
+                <w:rFonts w:ascii="Arial" w:hAnsi="Arial" w:eastAsia="Arial" w:cs="Arial"/>
+                <w:i w:val="false"/>
+                <w:b w:val="false"/>
+                <w:u w:val="none"/>
+                <w:strike w:val="false"/>
+                <w:sz w:val="18"/>
+                <w:szCs w:val="18"/>
+                <w:color w:val="000000"/>
+              </w:rPr>
+              <w:t xml:space="preserve">  Asthenia</w:t>
             </w:r>
           </w:p>
         </w:tc>
@@ -2991,7 +2991,7 @@
               <w:left w:val="single" w:sz="3" w:space="0" w:color="CCCCCC"/>
               <w:right w:val="single" w:sz="3" w:space="0" w:color="CCCCCC"/>
             </w:tcBorders>
-            <w:shd w:val="clear" w:color="auto" w:fill="F2F2F2"/>
+            <w:shd w:val="clear" w:color="auto" w:fill="FFFFFF"/>
             <w:tcMar>
               <w:top w:w="0" w:type="dxa"/>
               <w:bottom w:w="0" w:type="dxa"/>
@@ -3015,26 +3015,26 @@
               <w:rPr>
                 <w:rFonts w:ascii="Arial" w:hAnsi="Arial" w:eastAsia="Arial" w:cs="Arial"/>
                 <w:i w:val="false"/>
-                <w:b w:val="true"/>
-                <w:u w:val="none"/>
-                <w:strike w:val="false"/>
-                <w:sz w:val="18"/>
-                <w:szCs w:val="18"/>
-                <w:color w:val="000000"/>
-              </w:rPr>
-            </w:pPr>
-            <w:r>
-              <w:rPr>
-                <w:rFonts w:ascii="Arial" w:hAnsi="Arial" w:eastAsia="Arial" w:cs="Arial"/>
-                <w:i w:val="false"/>
-                <w:b w:val="true"/>
-                <w:u w:val="none"/>
-                <w:strike w:val="false"/>
-                <w:sz w:val="18"/>
-                <w:szCs w:val="18"/>
-                <w:color w:val="000000"/>
-              </w:rPr>
-              <w:t xml:space="preserve">56 (24.9)</w:t>
+                <w:b w:val="false"/>
+                <w:u w:val="none"/>
+                <w:strike w:val="false"/>
+                <w:sz w:val="18"/>
+                <w:szCs w:val="18"/>
+                <w:color w:val="000000"/>
+              </w:rPr>
+            </w:pPr>
+            <w:r>
+              <w:rPr>
+                <w:rFonts w:ascii="Arial" w:hAnsi="Arial" w:eastAsia="Arial" w:cs="Arial"/>
+                <w:i w:val="false"/>
+                <w:b w:val="false"/>
+                <w:u w:val="none"/>
+                <w:strike w:val="false"/>
+                <w:sz w:val="18"/>
+                <w:szCs w:val="18"/>
+                <w:color w:val="000000"/>
+              </w:rPr>
+              <w:t xml:space="preserve">72 (24.0)</w:t>
             </w:r>
           </w:p>
         </w:tc>
@@ -3046,7 +3046,7 @@
               <w:left w:val="single" w:sz="3" w:space="0" w:color="CCCCCC"/>
               <w:right w:val="single" w:sz="8" w:space="0" w:color="666666"/>
             </w:tcBorders>
-            <w:shd w:val="clear" w:color="auto" w:fill="F2F2F2"/>
+            <w:shd w:val="clear" w:color="auto" w:fill="FFFFFF"/>
             <w:tcMar>
               <w:top w:w="0" w:type="dxa"/>
               <w:bottom w:w="0" w:type="dxa"/>
@@ -3070,26 +3070,26 @@
               <w:rPr>
                 <w:rFonts w:ascii="Arial" w:hAnsi="Arial" w:eastAsia="Arial" w:cs="Arial"/>
                 <w:i w:val="false"/>
-                <w:b w:val="true"/>
-                <w:u w:val="none"/>
-                <w:strike w:val="false"/>
-                <w:sz w:val="18"/>
-                <w:szCs w:val="18"/>
-                <w:color w:val="000000"/>
-              </w:rPr>
-            </w:pPr>
-            <w:r>
-              <w:rPr>
-                <w:rFonts w:ascii="Arial" w:hAnsi="Arial" w:eastAsia="Arial" w:cs="Arial"/>
-                <w:i w:val="false"/>
-                <w:b w:val="true"/>
-                <w:u w:val="none"/>
-                <w:strike w:val="false"/>
-                <w:sz w:val="18"/>
-                <w:szCs w:val="18"/>
-                <w:color w:val="000000"/>
-              </w:rPr>
-              <w:t xml:space="preserve">50 (22.3)</w:t>
+                <w:b w:val="false"/>
+                <w:u w:val="none"/>
+                <w:strike w:val="false"/>
+                <w:sz w:val="18"/>
+                <w:szCs w:val="18"/>
+                <w:color w:val="000000"/>
+              </w:rPr>
+            </w:pPr>
+            <w:r>
+              <w:rPr>
+                <w:rFonts w:ascii="Arial" w:hAnsi="Arial" w:eastAsia="Arial" w:cs="Arial"/>
+                <w:i w:val="false"/>
+                <w:b w:val="false"/>
+                <w:u w:val="none"/>
+                <w:strike w:val="false"/>
+                <w:sz w:val="18"/>
+                <w:szCs w:val="18"/>
+                <w:color w:val="000000"/>
+              </w:rPr>
+              <w:t xml:space="preserve">48 (32.0)</w:t>
             </w:r>
           </w:p>
         </w:tc>
@@ -3149,7 +3149,7 @@
                 <w:szCs w:val="18"/>
                 <w:color w:val="000000"/>
               </w:rPr>
-              <w:t xml:space="preserve">  Decreased appetite</w:t>
+              <w:t xml:space="preserve">  Fatigue</w:t>
             </w:r>
           </w:p>
         </w:tc>
@@ -3204,7 +3204,7 @@
                 <w:szCs w:val="18"/>
                 <w:color w:val="000000"/>
               </w:rPr>
-              <w:t xml:space="preserve">56 (24.9)</w:t>
+              <w:t xml:space="preserve">80 (26.7)</w:t>
             </w:r>
           </w:p>
         </w:tc>
@@ -3259,7 +3259,7 @@
                 <w:szCs w:val="18"/>
                 <w:color w:val="000000"/>
               </w:rPr>
-              <w:t xml:space="preserve">50 (22.3)</w:t>
+              <w:t xml:space="preserve">35 (23.3)</w:t>
             </w:r>
           </w:p>
         </w:tc>
@@ -3319,7 +3319,7 @@
                 <w:szCs w:val="18"/>
                 <w:color w:val="1F3864"/>
               </w:rPr>
-              <w:t xml:space="preserve">Nervous system disorders</w:t>
+              <w:t xml:space="preserve">Hepatobiliary disorders</w:t>
             </w:r>
           </w:p>
         </w:tc>
@@ -3374,7 +3374,7 @@
                 <w:szCs w:val="18"/>
                 <w:color w:val="000000"/>
               </w:rPr>
-              <w:t xml:space="preserve">53 (23.6)</w:t>
+              <w:t xml:space="preserve">22 (7.3)</w:t>
             </w:r>
           </w:p>
         </w:tc>
@@ -3429,7 +3429,7 @@
                 <w:szCs w:val="18"/>
                 <w:color w:val="000000"/>
               </w:rPr>
-              <w:t xml:space="preserve">60 (26.8)</w:t>
+              <w:t xml:space="preserve">1 (0.7)</w:t>
             </w:r>
           </w:p>
         </w:tc>
@@ -3489,7 +3489,7 @@
                 <w:szCs w:val="18"/>
                 <w:color w:val="000000"/>
               </w:rPr>
-              <w:t xml:space="preserve">  Peripheral neuropathy</w:t>
+              <w:t xml:space="preserve">  Hepatitis</w:t>
             </w:r>
           </w:p>
         </w:tc>
@@ -3544,7 +3544,7 @@
                 <w:szCs w:val="18"/>
                 <w:color w:val="000000"/>
               </w:rPr>
-              <w:t xml:space="preserve">53 (23.6)</w:t>
+              <w:t xml:space="preserve">22 (7.3)</w:t>
             </w:r>
           </w:p>
         </w:tc>
@@ -3599,7 +3599,7 @@
                 <w:szCs w:val="18"/>
                 <w:color w:val="000000"/>
               </w:rPr>
-              <w:t xml:space="preserve">60 (26.8)</w:t>
+              <w:t xml:space="preserve">1 (0.7)</w:t>
             </w:r>
           </w:p>
         </w:tc>
@@ -3659,7 +3659,7 @@
                 <w:szCs w:val="18"/>
                 <w:color w:val="1F3864"/>
               </w:rPr>
-              <w:t xml:space="preserve">Respiratory, thoracic and mediastinal disorders</w:t>
+              <w:t xml:space="preserve">Metabolism and nutrition disorders</w:t>
             </w:r>
           </w:p>
         </w:tc>
@@ -3714,7 +3714,7 @@
                 <w:szCs w:val="18"/>
                 <w:color w:val="000000"/>
               </w:rPr>
-              <w:t xml:space="preserve">52 (23.1)</w:t>
+              <w:t xml:space="preserve">84 (28.0)</w:t>
             </w:r>
           </w:p>
         </w:tc>
@@ -3769,7 +3769,7 @@
                 <w:szCs w:val="18"/>
                 <w:color w:val="000000"/>
               </w:rPr>
-              <w:t xml:space="preserve">58 (25.9)</w:t>
+              <w:t xml:space="preserve">43 (28.7)</w:t>
             </w:r>
           </w:p>
         </w:tc>
@@ -3829,7 +3829,7 @@
                 <w:szCs w:val="18"/>
                 <w:color w:val="000000"/>
               </w:rPr>
-              <w:t xml:space="preserve">  Dyspnoea</w:t>
+              <w:t xml:space="preserve">  Decreased appetite</w:t>
             </w:r>
           </w:p>
         </w:tc>
@@ -3884,7 +3884,7 @@
                 <w:szCs w:val="18"/>
                 <w:color w:val="000000"/>
               </w:rPr>
-              <w:t xml:space="preserve">48 (21.3)</w:t>
+              <w:t xml:space="preserve">84 (28.0)</w:t>
             </w:r>
           </w:p>
         </w:tc>
@@ -3939,7 +3939,7 @@
                 <w:szCs w:val="18"/>
                 <w:color w:val="000000"/>
               </w:rPr>
-              <w:t xml:space="preserve">58 (25.9)</w:t>
+              <w:t xml:space="preserve">43 (28.7)</w:t>
             </w:r>
           </w:p>
         </w:tc>
@@ -3999,7 +3999,7 @@
                 <w:szCs w:val="18"/>
                 <w:color w:val="1F3864"/>
               </w:rPr>
-              <w:t xml:space="preserve">Skin and subcutaneous tissue disorders</w:t>
+              <w:t xml:space="preserve">Nervous system disorders</w:t>
             </w:r>
           </w:p>
         </w:tc>
@@ -4054,7 +4054,7 @@
                 <w:szCs w:val="18"/>
                 <w:color w:val="000000"/>
               </w:rPr>
-              <w:t xml:space="preserve">129 (57.3)</w:t>
+              <w:t xml:space="preserve">66 (22.0)</w:t>
             </w:r>
           </w:p>
         </w:tc>
@@ -4109,7 +4109,7 @@
                 <w:szCs w:val="18"/>
                 <w:color w:val="000000"/>
               </w:rPr>
-              <w:t xml:space="preserve">83 (37.1)</w:t>
+              <w:t xml:space="preserve">35 (23.3)</w:t>
             </w:r>
           </w:p>
         </w:tc>
@@ -4169,7 +4169,7 @@
                 <w:szCs w:val="18"/>
                 <w:color w:val="000000"/>
               </w:rPr>
-              <w:t xml:space="preserve">  Alopecia</w:t>
+              <w:t xml:space="preserve">  Peripheral neuropathy</w:t>
             </w:r>
           </w:p>
         </w:tc>
@@ -4224,7 +4224,7 @@
                 <w:szCs w:val="18"/>
                 <w:color w:val="000000"/>
               </w:rPr>
-              <w:t xml:space="preserve">115 (51.1)</w:t>
+              <w:t xml:space="preserve">66 (22.0)</w:t>
             </w:r>
           </w:p>
         </w:tc>
@@ -4279,7 +4279,7 @@
                 <w:szCs w:val="18"/>
                 <w:color w:val="000000"/>
               </w:rPr>
-              <w:t xml:space="preserve">80 (35.7)</w:t>
+              <w:t xml:space="preserve">35 (23.3)</w:t>
             </w:r>
           </w:p>
         </w:tc>
@@ -4291,12 +4291,12 @@
         <w:tc>
           <w:tcPr>
             <w:tcBorders>
-              <w:bottom w:val="single" w:sz="8" w:space="0" w:color="666666"/>
+              <w:bottom w:val="single" w:sz="3" w:space="0" w:color="CCCCCC"/>
               <w:top w:val="single" w:sz="3" w:space="0" w:color="CCCCCC"/>
               <w:left w:val="single" w:sz="8" w:space="0" w:color="666666"/>
               <w:right w:val="single" w:sz="3" w:space="0" w:color="CCCCCC"/>
             </w:tcBorders>
-            <w:shd w:val="clear" w:color="auto" w:fill="FFFFFF"/>
+            <w:shd w:val="clear" w:color="auto" w:fill="F2F2F2"/>
             <w:tcMar>
               <w:top w:w="0" w:type="dxa"/>
               <w:bottom w:w="0" w:type="dxa"/>
@@ -4316,42 +4316,42 @@
                 <w:right w:val="none" w:sz="0" w:space="0" w:color="000000"/>
               </w:pBdr>
               <w:spacing w:after="40" w:before="40" w:line="240"/>
-              <w:ind w:left="300" w:right="100" w:firstLine="0" w:firstLineChars="0"/>
-              <w:rPr>
-                <w:rFonts w:ascii="Arial" w:hAnsi="Arial" w:eastAsia="Arial" w:cs="Arial"/>
-                <w:i w:val="false"/>
-                <w:b w:val="false"/>
-                <w:u w:val="none"/>
-                <w:strike w:val="false"/>
-                <w:sz w:val="18"/>
-                <w:szCs w:val="18"/>
-                <w:color w:val="000000"/>
-              </w:rPr>
-            </w:pPr>
-            <w:r>
-              <w:rPr>
-                <w:rFonts w:ascii="Arial" w:hAnsi="Arial" w:eastAsia="Arial" w:cs="Arial"/>
-                <w:i w:val="false"/>
-                <w:b w:val="false"/>
-                <w:u w:val="none"/>
-                <w:strike w:val="false"/>
-                <w:sz w:val="18"/>
-                <w:szCs w:val="18"/>
-                <w:color w:val="000000"/>
-              </w:rPr>
-              <w:t xml:space="preserve">  Pruritus</w:t>
-            </w:r>
-          </w:p>
-        </w:tc>
-        <w:tc>
-          <w:tcPr>
-            <w:tcBorders>
-              <w:bottom w:val="single" w:sz="8" w:space="0" w:color="666666"/>
+              <w:ind w:left="100" w:right="100" w:firstLine="0" w:firstLineChars="0"/>
+              <w:rPr>
+                <w:rFonts w:ascii="Arial" w:hAnsi="Arial" w:eastAsia="Arial" w:cs="Arial"/>
+                <w:i w:val="false"/>
+                <w:b w:val="true"/>
+                <w:u w:val="none"/>
+                <w:strike w:val="false"/>
+                <w:sz w:val="18"/>
+                <w:szCs w:val="18"/>
+                <w:color w:val="1F3864"/>
+              </w:rPr>
+            </w:pPr>
+            <w:r>
+              <w:rPr>
+                <w:rFonts w:ascii="Arial" w:hAnsi="Arial" w:eastAsia="Arial" w:cs="Arial"/>
+                <w:i w:val="false"/>
+                <w:b w:val="true"/>
+                <w:u w:val="none"/>
+                <w:strike w:val="false"/>
+                <w:sz w:val="18"/>
+                <w:szCs w:val="18"/>
+                <w:color w:val="1F3864"/>
+              </w:rPr>
+              <w:t xml:space="preserve">Respiratory, thoracic and mediastinal disorders</w:t>
+            </w:r>
+          </w:p>
+        </w:tc>
+        <w:tc>
+          <w:tcPr>
+            <w:tcBorders>
+              <w:bottom w:val="single" w:sz="3" w:space="0" w:color="CCCCCC"/>
               <w:top w:val="single" w:sz="3" w:space="0" w:color="CCCCCC"/>
               <w:left w:val="single" w:sz="3" w:space="0" w:color="CCCCCC"/>
               <w:right w:val="single" w:sz="3" w:space="0" w:color="CCCCCC"/>
             </w:tcBorders>
-            <w:shd w:val="clear" w:color="auto" w:fill="FFFFFF"/>
+            <w:shd w:val="clear" w:color="auto" w:fill="F2F2F2"/>
             <w:tcMar>
               <w:top w:w="0" w:type="dxa"/>
               <w:bottom w:w="0" w:type="dxa"/>
@@ -4375,37 +4375,97 @@
               <w:rPr>
                 <w:rFonts w:ascii="Arial" w:hAnsi="Arial" w:eastAsia="Arial" w:cs="Arial"/>
                 <w:i w:val="false"/>
-                <w:b w:val="false"/>
-                <w:u w:val="none"/>
-                <w:strike w:val="false"/>
-                <w:sz w:val="18"/>
-                <w:szCs w:val="18"/>
-                <w:color w:val="000000"/>
-              </w:rPr>
-            </w:pPr>
-            <w:r>
-              <w:rPr>
-                <w:rFonts w:ascii="Arial" w:hAnsi="Arial" w:eastAsia="Arial" w:cs="Arial"/>
-                <w:i w:val="false"/>
-                <w:b w:val="false"/>
-                <w:u w:val="none"/>
-                <w:strike w:val="false"/>
-                <w:sz w:val="18"/>
-                <w:szCs w:val="18"/>
-                <w:color w:val="000000"/>
-              </w:rPr>
-              <w:t xml:space="preserve">14 (6.2)</w:t>
-            </w:r>
-          </w:p>
-        </w:tc>
-        <w:tc>
-          <w:tcPr>
-            <w:tcBorders>
-              <w:bottom w:val="single" w:sz="8" w:space="0" w:color="666666"/>
+                <w:b w:val="true"/>
+                <w:u w:val="none"/>
+                <w:strike w:val="false"/>
+                <w:sz w:val="18"/>
+                <w:szCs w:val="18"/>
+                <w:color w:val="000000"/>
+              </w:rPr>
+            </w:pPr>
+            <w:r>
+              <w:rPr>
+                <w:rFonts w:ascii="Arial" w:hAnsi="Arial" w:eastAsia="Arial" w:cs="Arial"/>
+                <w:i w:val="false"/>
+                <w:b w:val="true"/>
+                <w:u w:val="none"/>
+                <w:strike w:val="false"/>
+                <w:sz w:val="18"/>
+                <w:szCs w:val="18"/>
+                <w:color w:val="000000"/>
+              </w:rPr>
+              <w:t xml:space="preserve">82 (27.3)</w:t>
+            </w:r>
+          </w:p>
+        </w:tc>
+        <w:tc>
+          <w:tcPr>
+            <w:tcBorders>
+              <w:bottom w:val="single" w:sz="3" w:space="0" w:color="CCCCCC"/>
               <w:top w:val="single" w:sz="3" w:space="0" w:color="CCCCCC"/>
               <w:left w:val="single" w:sz="3" w:space="0" w:color="CCCCCC"/>
               <w:right w:val="single" w:sz="8" w:space="0" w:color="666666"/>
             </w:tcBorders>
+            <w:shd w:val="clear" w:color="auto" w:fill="F2F2F2"/>
+            <w:tcMar>
+              <w:top w:w="0" w:type="dxa"/>
+              <w:bottom w:w="0" w:type="dxa"/>
+              <w:left w:w="0" w:type="dxa"/>
+              <w:right w:w="0" w:type="dxa"/>
+            </w:tcMar>
+            <w:vAlign w:val="center"/>
+          </w:tcPr>
+          <w:p>
+            <w:pPr>
+              <w:pStyle w:val="Normal"/>
+              <w:jc w:val="center"/>
+              <w:pBdr>
+                <w:bottom w:val="none" w:sz="0" w:space="0" w:color="000000"/>
+                <w:top w:val="none" w:sz="0" w:space="0" w:color="000000"/>
+                <w:left w:val="none" w:sz="0" w:space="0" w:color="000000"/>
+                <w:right w:val="none" w:sz="0" w:space="0" w:color="000000"/>
+              </w:pBdr>
+              <w:spacing w:after="40" w:before="40" w:line="240"/>
+              <w:ind w:left="100" w:right="100" w:firstLine="0" w:firstLineChars="0"/>
+              <w:rPr>
+                <w:rFonts w:ascii="Arial" w:hAnsi="Arial" w:eastAsia="Arial" w:cs="Arial"/>
+                <w:i w:val="false"/>
+                <w:b w:val="true"/>
+                <w:u w:val="none"/>
+                <w:strike w:val="false"/>
+                <w:sz w:val="18"/>
+                <w:szCs w:val="18"/>
+                <w:color w:val="000000"/>
+              </w:rPr>
+            </w:pPr>
+            <w:r>
+              <w:rPr>
+                <w:rFonts w:ascii="Arial" w:hAnsi="Arial" w:eastAsia="Arial" w:cs="Arial"/>
+                <w:i w:val="false"/>
+                <w:b w:val="true"/>
+                <w:u w:val="none"/>
+                <w:strike w:val="false"/>
+                <w:sz w:val="18"/>
+                <w:szCs w:val="18"/>
+                <w:color w:val="000000"/>
+              </w:rPr>
+              <w:t xml:space="preserve">39 (26.0)</w:t>
+            </w:r>
+          </w:p>
+        </w:tc>
+      </w:tr>
+      <w:tr>
+        <w:trPr>
+          <w:trHeight w:val="360" w:hRule="auto"/>
+        </w:trPr>
+        <w:tc>
+          <w:tcPr>
+            <w:tcBorders>
+              <w:bottom w:val="single" w:sz="3" w:space="0" w:color="CCCCCC"/>
+              <w:top w:val="single" w:sz="3" w:space="0" w:color="CCCCCC"/>
+              <w:left w:val="single" w:sz="8" w:space="0" w:color="666666"/>
+              <w:right w:val="single" w:sz="3" w:space="0" w:color="CCCCCC"/>
+            </w:tcBorders>
             <w:shd w:val="clear" w:color="auto" w:fill="FFFFFF"/>
             <w:tcMar>
               <w:top w:w="0" w:type="dxa"/>
@@ -4418,6 +4478,61 @@
           <w:p>
             <w:pPr>
               <w:pStyle w:val="Normal"/>
+              <w:jc w:val="left"/>
+              <w:pBdr>
+                <w:bottom w:val="none" w:sz="0" w:space="0" w:color="000000"/>
+                <w:top w:val="none" w:sz="0" w:space="0" w:color="000000"/>
+                <w:left w:val="none" w:sz="0" w:space="0" w:color="000000"/>
+                <w:right w:val="none" w:sz="0" w:space="0" w:color="000000"/>
+              </w:pBdr>
+              <w:spacing w:after="40" w:before="40" w:line="240"/>
+              <w:ind w:left="300" w:right="100" w:firstLine="0" w:firstLineChars="0"/>
+              <w:rPr>
+                <w:rFonts w:ascii="Arial" w:hAnsi="Arial" w:eastAsia="Arial" w:cs="Arial"/>
+                <w:i w:val="false"/>
+                <w:b w:val="false"/>
+                <w:u w:val="none"/>
+                <w:strike w:val="false"/>
+                <w:sz w:val="18"/>
+                <w:szCs w:val="18"/>
+                <w:color w:val="000000"/>
+              </w:rPr>
+            </w:pPr>
+            <w:r>
+              <w:rPr>
+                <w:rFonts w:ascii="Arial" w:hAnsi="Arial" w:eastAsia="Arial" w:cs="Arial"/>
+                <w:i w:val="false"/>
+                <w:b w:val="false"/>
+                <w:u w:val="none"/>
+                <w:strike w:val="false"/>
+                <w:sz w:val="18"/>
+                <w:szCs w:val="18"/>
+                <w:color w:val="000000"/>
+              </w:rPr>
+              <w:t xml:space="preserve">  Dyspnoea</w:t>
+            </w:r>
+          </w:p>
+        </w:tc>
+        <w:tc>
+          <w:tcPr>
+            <w:tcBorders>
+              <w:bottom w:val="single" w:sz="3" w:space="0" w:color="CCCCCC"/>
+              <w:top w:val="single" w:sz="3" w:space="0" w:color="CCCCCC"/>
+              <w:left w:val="single" w:sz="3" w:space="0" w:color="CCCCCC"/>
+              <w:right w:val="single" w:sz="3" w:space="0" w:color="CCCCCC"/>
+            </w:tcBorders>
+            <w:shd w:val="clear" w:color="auto" w:fill="FFFFFF"/>
+            <w:tcMar>
+              <w:top w:w="0" w:type="dxa"/>
+              <w:bottom w:w="0" w:type="dxa"/>
+              <w:left w:w="0" w:type="dxa"/>
+              <w:right w:w="0" w:type="dxa"/>
+            </w:tcMar>
+            <w:vAlign w:val="center"/>
+          </w:tcPr>
+          <w:p>
+            <w:pPr>
+              <w:pStyle w:val="Normal"/>
               <w:jc w:val="center"/>
               <w:pBdr>
                 <w:bottom w:val="none" w:sz="0" w:space="0" w:color="000000"/>
@@ -4449,7 +4564,912 @@
                 <w:szCs w:val="18"/>
                 <w:color w:val="000000"/>
               </w:rPr>
-              <w:t xml:space="preserve">2 (0.9)</w:t>
+              <w:t xml:space="preserve">70 (23.3)</w:t>
+            </w:r>
+          </w:p>
+        </w:tc>
+        <w:tc>
+          <w:tcPr>
+            <w:tcBorders>
+              <w:bottom w:val="single" w:sz="3" w:space="0" w:color="CCCCCC"/>
+              <w:top w:val="single" w:sz="3" w:space="0" w:color="CCCCCC"/>
+              <w:left w:val="single" w:sz="3" w:space="0" w:color="CCCCCC"/>
+              <w:right w:val="single" w:sz="8" w:space="0" w:color="666666"/>
+            </w:tcBorders>
+            <w:shd w:val="clear" w:color="auto" w:fill="FFFFFF"/>
+            <w:tcMar>
+              <w:top w:w="0" w:type="dxa"/>
+              <w:bottom w:w="0" w:type="dxa"/>
+              <w:left w:w="0" w:type="dxa"/>
+              <w:right w:w="0" w:type="dxa"/>
+            </w:tcMar>
+            <w:vAlign w:val="center"/>
+          </w:tcPr>
+          <w:p>
+            <w:pPr>
+              <w:pStyle w:val="Normal"/>
+              <w:jc w:val="center"/>
+              <w:pBdr>
+                <w:bottom w:val="none" w:sz="0" w:space="0" w:color="000000"/>
+                <w:top w:val="none" w:sz="0" w:space="0" w:color="000000"/>
+                <w:left w:val="none" w:sz="0" w:space="0" w:color="000000"/>
+                <w:right w:val="none" w:sz="0" w:space="0" w:color="000000"/>
+              </w:pBdr>
+              <w:spacing w:after="40" w:before="40" w:line="240"/>
+              <w:ind w:left="100" w:right="100" w:firstLine="0" w:firstLineChars="0"/>
+              <w:rPr>
+                <w:rFonts w:ascii="Arial" w:hAnsi="Arial" w:eastAsia="Arial" w:cs="Arial"/>
+                <w:i w:val="false"/>
+                <w:b w:val="false"/>
+                <w:u w:val="none"/>
+                <w:strike w:val="false"/>
+                <w:sz w:val="18"/>
+                <w:szCs w:val="18"/>
+                <w:color w:val="000000"/>
+              </w:rPr>
+            </w:pPr>
+            <w:r>
+              <w:rPr>
+                <w:rFonts w:ascii="Arial" w:hAnsi="Arial" w:eastAsia="Arial" w:cs="Arial"/>
+                <w:i w:val="false"/>
+                <w:b w:val="false"/>
+                <w:u w:val="none"/>
+                <w:strike w:val="false"/>
+                <w:sz w:val="18"/>
+                <w:szCs w:val="18"/>
+                <w:color w:val="000000"/>
+              </w:rPr>
+              <w:t xml:space="preserve">38 (25.3)</w:t>
+            </w:r>
+          </w:p>
+        </w:tc>
+      </w:tr>
+      <w:tr>
+        <w:trPr>
+          <w:trHeight w:val="360" w:hRule="auto"/>
+        </w:trPr>
+        <w:tc>
+          <w:tcPr>
+            <w:tcBorders>
+              <w:bottom w:val="single" w:sz="3" w:space="0" w:color="CCCCCC"/>
+              <w:top w:val="single" w:sz="3" w:space="0" w:color="CCCCCC"/>
+              <w:left w:val="single" w:sz="8" w:space="0" w:color="666666"/>
+              <w:right w:val="single" w:sz="3" w:space="0" w:color="CCCCCC"/>
+            </w:tcBorders>
+            <w:shd w:val="clear" w:color="auto" w:fill="FFFFFF"/>
+            <w:tcMar>
+              <w:top w:w="0" w:type="dxa"/>
+              <w:bottom w:w="0" w:type="dxa"/>
+              <w:left w:w="0" w:type="dxa"/>
+              <w:right w:w="0" w:type="dxa"/>
+            </w:tcMar>
+            <w:vAlign w:val="center"/>
+          </w:tcPr>
+          <w:p>
+            <w:pPr>
+              <w:pStyle w:val="Normal"/>
+              <w:jc w:val="left"/>
+              <w:pBdr>
+                <w:bottom w:val="none" w:sz="0" w:space="0" w:color="000000"/>
+                <w:top w:val="none" w:sz="0" w:space="0" w:color="000000"/>
+                <w:left w:val="none" w:sz="0" w:space="0" w:color="000000"/>
+                <w:right w:val="none" w:sz="0" w:space="0" w:color="000000"/>
+              </w:pBdr>
+              <w:spacing w:after="40" w:before="40" w:line="240"/>
+              <w:ind w:left="300" w:right="100" w:firstLine="0" w:firstLineChars="0"/>
+              <w:rPr>
+                <w:rFonts w:ascii="Arial" w:hAnsi="Arial" w:eastAsia="Arial" w:cs="Arial"/>
+                <w:i w:val="false"/>
+                <w:b w:val="false"/>
+                <w:u w:val="none"/>
+                <w:strike w:val="false"/>
+                <w:sz w:val="18"/>
+                <w:szCs w:val="18"/>
+                <w:color w:val="000000"/>
+              </w:rPr>
+            </w:pPr>
+            <w:r>
+              <w:rPr>
+                <w:rFonts w:ascii="Arial" w:hAnsi="Arial" w:eastAsia="Arial" w:cs="Arial"/>
+                <w:i w:val="false"/>
+                <w:b w:val="false"/>
+                <w:u w:val="none"/>
+                <w:strike w:val="false"/>
+                <w:sz w:val="18"/>
+                <w:szCs w:val="18"/>
+                <w:color w:val="000000"/>
+              </w:rPr>
+              <w:t xml:space="preserve">  Pneumonitis</w:t>
+            </w:r>
+          </w:p>
+        </w:tc>
+        <w:tc>
+          <w:tcPr>
+            <w:tcBorders>
+              <w:bottom w:val="single" w:sz="3" w:space="0" w:color="CCCCCC"/>
+              <w:top w:val="single" w:sz="3" w:space="0" w:color="CCCCCC"/>
+              <w:left w:val="single" w:sz="3" w:space="0" w:color="CCCCCC"/>
+              <w:right w:val="single" w:sz="3" w:space="0" w:color="CCCCCC"/>
+            </w:tcBorders>
+            <w:shd w:val="clear" w:color="auto" w:fill="FFFFFF"/>
+            <w:tcMar>
+              <w:top w:w="0" w:type="dxa"/>
+              <w:bottom w:w="0" w:type="dxa"/>
+              <w:left w:w="0" w:type="dxa"/>
+              <w:right w:w="0" w:type="dxa"/>
+            </w:tcMar>
+            <w:vAlign w:val="center"/>
+          </w:tcPr>
+          <w:p>
+            <w:pPr>
+              <w:pStyle w:val="Normal"/>
+              <w:jc w:val="center"/>
+              <w:pBdr>
+                <w:bottom w:val="none" w:sz="0" w:space="0" w:color="000000"/>
+                <w:top w:val="none" w:sz="0" w:space="0" w:color="000000"/>
+                <w:left w:val="none" w:sz="0" w:space="0" w:color="000000"/>
+                <w:right w:val="none" w:sz="0" w:space="0" w:color="000000"/>
+              </w:pBdr>
+              <w:spacing w:after="40" w:before="40" w:line="240"/>
+              <w:ind w:left="100" w:right="100" w:firstLine="0" w:firstLineChars="0"/>
+              <w:rPr>
+                <w:rFonts w:ascii="Arial" w:hAnsi="Arial" w:eastAsia="Arial" w:cs="Arial"/>
+                <w:i w:val="false"/>
+                <w:b w:val="false"/>
+                <w:u w:val="none"/>
+                <w:strike w:val="false"/>
+                <w:sz w:val="18"/>
+                <w:szCs w:val="18"/>
+                <w:color w:val="000000"/>
+              </w:rPr>
+            </w:pPr>
+            <w:r>
+              <w:rPr>
+                <w:rFonts w:ascii="Arial" w:hAnsi="Arial" w:eastAsia="Arial" w:cs="Arial"/>
+                <w:i w:val="false"/>
+                <w:b w:val="false"/>
+                <w:u w:val="none"/>
+                <w:strike w:val="false"/>
+                <w:sz w:val="18"/>
+                <w:szCs w:val="18"/>
+                <w:color w:val="000000"/>
+              </w:rPr>
+              <w:t xml:space="preserve">18 (6.0)</w:t>
+            </w:r>
+          </w:p>
+        </w:tc>
+        <w:tc>
+          <w:tcPr>
+            <w:tcBorders>
+              <w:bottom w:val="single" w:sz="3" w:space="0" w:color="CCCCCC"/>
+              <w:top w:val="single" w:sz="3" w:space="0" w:color="CCCCCC"/>
+              <w:left w:val="single" w:sz="3" w:space="0" w:color="CCCCCC"/>
+              <w:right w:val="single" w:sz="8" w:space="0" w:color="666666"/>
+            </w:tcBorders>
+            <w:shd w:val="clear" w:color="auto" w:fill="FFFFFF"/>
+            <w:tcMar>
+              <w:top w:w="0" w:type="dxa"/>
+              <w:bottom w:w="0" w:type="dxa"/>
+              <w:left w:w="0" w:type="dxa"/>
+              <w:right w:w="0" w:type="dxa"/>
+            </w:tcMar>
+            <w:vAlign w:val="center"/>
+          </w:tcPr>
+          <w:p>
+            <w:pPr>
+              <w:pStyle w:val="Normal"/>
+              <w:jc w:val="center"/>
+              <w:pBdr>
+                <w:bottom w:val="none" w:sz="0" w:space="0" w:color="000000"/>
+                <w:top w:val="none" w:sz="0" w:space="0" w:color="000000"/>
+                <w:left w:val="none" w:sz="0" w:space="0" w:color="000000"/>
+                <w:right w:val="none" w:sz="0" w:space="0" w:color="000000"/>
+              </w:pBdr>
+              <w:spacing w:after="40" w:before="40" w:line="240"/>
+              <w:ind w:left="100" w:right="100" w:firstLine="0" w:firstLineChars="0"/>
+              <w:rPr>
+                <w:rFonts w:ascii="Arial" w:hAnsi="Arial" w:eastAsia="Arial" w:cs="Arial"/>
+                <w:i w:val="false"/>
+                <w:b w:val="false"/>
+                <w:u w:val="none"/>
+                <w:strike w:val="false"/>
+                <w:sz w:val="18"/>
+                <w:szCs w:val="18"/>
+                <w:color w:val="000000"/>
+              </w:rPr>
+            </w:pPr>
+            <w:r>
+              <w:rPr>
+                <w:rFonts w:ascii="Arial" w:hAnsi="Arial" w:eastAsia="Arial" w:cs="Arial"/>
+                <w:i w:val="false"/>
+                <w:b w:val="false"/>
+                <w:u w:val="none"/>
+                <w:strike w:val="false"/>
+                <w:sz w:val="18"/>
+                <w:szCs w:val="18"/>
+                <w:color w:val="000000"/>
+              </w:rPr>
+              <w:t xml:space="preserve">1 (0.7)</w:t>
+            </w:r>
+          </w:p>
+        </w:tc>
+      </w:tr>
+      <w:tr>
+        <w:trPr>
+          <w:trHeight w:val="360" w:hRule="auto"/>
+        </w:trPr>
+        <w:tc>
+          <w:tcPr>
+            <w:tcBorders>
+              <w:bottom w:val="single" w:sz="3" w:space="0" w:color="CCCCCC"/>
+              <w:top w:val="single" w:sz="3" w:space="0" w:color="CCCCCC"/>
+              <w:left w:val="single" w:sz="8" w:space="0" w:color="666666"/>
+              <w:right w:val="single" w:sz="3" w:space="0" w:color="CCCCCC"/>
+            </w:tcBorders>
+            <w:shd w:val="clear" w:color="auto" w:fill="F2F2F2"/>
+            <w:tcMar>
+              <w:top w:w="0" w:type="dxa"/>
+              <w:bottom w:w="0" w:type="dxa"/>
+              <w:left w:w="0" w:type="dxa"/>
+              <w:right w:w="0" w:type="dxa"/>
+            </w:tcMar>
+            <w:vAlign w:val="center"/>
+          </w:tcPr>
+          <w:p>
+            <w:pPr>
+              <w:pStyle w:val="Normal"/>
+              <w:jc w:val="left"/>
+              <w:pBdr>
+                <w:bottom w:val="none" w:sz="0" w:space="0" w:color="000000"/>
+                <w:top w:val="none" w:sz="0" w:space="0" w:color="000000"/>
+                <w:left w:val="none" w:sz="0" w:space="0" w:color="000000"/>
+                <w:right w:val="none" w:sz="0" w:space="0" w:color="000000"/>
+              </w:pBdr>
+              <w:spacing w:after="40" w:before="40" w:line="240"/>
+              <w:ind w:left="100" w:right="100" w:firstLine="0" w:firstLineChars="0"/>
+              <w:rPr>
+                <w:rFonts w:ascii="Arial" w:hAnsi="Arial" w:eastAsia="Arial" w:cs="Arial"/>
+                <w:i w:val="false"/>
+                <w:b w:val="true"/>
+                <w:u w:val="none"/>
+                <w:strike w:val="false"/>
+                <w:sz w:val="18"/>
+                <w:szCs w:val="18"/>
+                <w:color w:val="1F3864"/>
+              </w:rPr>
+            </w:pPr>
+            <w:r>
+              <w:rPr>
+                <w:rFonts w:ascii="Arial" w:hAnsi="Arial" w:eastAsia="Arial" w:cs="Arial"/>
+                <w:i w:val="false"/>
+                <w:b w:val="true"/>
+                <w:u w:val="none"/>
+                <w:strike w:val="false"/>
+                <w:sz w:val="18"/>
+                <w:szCs w:val="18"/>
+                <w:color w:val="1F3864"/>
+              </w:rPr>
+              <w:t xml:space="preserve">Skin and subcutaneous tissue disorders</w:t>
+            </w:r>
+          </w:p>
+        </w:tc>
+        <w:tc>
+          <w:tcPr>
+            <w:tcBorders>
+              <w:bottom w:val="single" w:sz="3" w:space="0" w:color="CCCCCC"/>
+              <w:top w:val="single" w:sz="3" w:space="0" w:color="CCCCCC"/>
+              <w:left w:val="single" w:sz="3" w:space="0" w:color="CCCCCC"/>
+              <w:right w:val="single" w:sz="3" w:space="0" w:color="CCCCCC"/>
+            </w:tcBorders>
+            <w:shd w:val="clear" w:color="auto" w:fill="F2F2F2"/>
+            <w:tcMar>
+              <w:top w:w="0" w:type="dxa"/>
+              <w:bottom w:w="0" w:type="dxa"/>
+              <w:left w:w="0" w:type="dxa"/>
+              <w:right w:w="0" w:type="dxa"/>
+            </w:tcMar>
+            <w:vAlign w:val="center"/>
+          </w:tcPr>
+          <w:p>
+            <w:pPr>
+              <w:pStyle w:val="Normal"/>
+              <w:jc w:val="center"/>
+              <w:pBdr>
+                <w:bottom w:val="none" w:sz="0" w:space="0" w:color="000000"/>
+                <w:top w:val="none" w:sz="0" w:space="0" w:color="000000"/>
+                <w:left w:val="none" w:sz="0" w:space="0" w:color="000000"/>
+                <w:right w:val="none" w:sz="0" w:space="0" w:color="000000"/>
+              </w:pBdr>
+              <w:spacing w:after="40" w:before="40" w:line="240"/>
+              <w:ind w:left="100" w:right="100" w:firstLine="0" w:firstLineChars="0"/>
+              <w:rPr>
+                <w:rFonts w:ascii="Arial" w:hAnsi="Arial" w:eastAsia="Arial" w:cs="Arial"/>
+                <w:i w:val="false"/>
+                <w:b w:val="true"/>
+                <w:u w:val="none"/>
+                <w:strike w:val="false"/>
+                <w:sz w:val="18"/>
+                <w:szCs w:val="18"/>
+                <w:color w:val="000000"/>
+              </w:rPr>
+            </w:pPr>
+            <w:r>
+              <w:rPr>
+                <w:rFonts w:ascii="Arial" w:hAnsi="Arial" w:eastAsia="Arial" w:cs="Arial"/>
+                <w:i w:val="false"/>
+                <w:b w:val="true"/>
+                <w:u w:val="none"/>
+                <w:strike w:val="false"/>
+                <w:sz w:val="18"/>
+                <w:szCs w:val="18"/>
+                <w:color w:val="000000"/>
+              </w:rPr>
+              <w:t xml:space="preserve">148 (49.3)</w:t>
+            </w:r>
+          </w:p>
+        </w:tc>
+        <w:tc>
+          <w:tcPr>
+            <w:tcBorders>
+              <w:bottom w:val="single" w:sz="3" w:space="0" w:color="CCCCCC"/>
+              <w:top w:val="single" w:sz="3" w:space="0" w:color="CCCCCC"/>
+              <w:left w:val="single" w:sz="3" w:space="0" w:color="CCCCCC"/>
+              <w:right w:val="single" w:sz="8" w:space="0" w:color="666666"/>
+            </w:tcBorders>
+            <w:shd w:val="clear" w:color="auto" w:fill="F2F2F2"/>
+            <w:tcMar>
+              <w:top w:w="0" w:type="dxa"/>
+              <w:bottom w:w="0" w:type="dxa"/>
+              <w:left w:w="0" w:type="dxa"/>
+              <w:right w:w="0" w:type="dxa"/>
+            </w:tcMar>
+            <w:vAlign w:val="center"/>
+          </w:tcPr>
+          <w:p>
+            <w:pPr>
+              <w:pStyle w:val="Normal"/>
+              <w:jc w:val="center"/>
+              <w:pBdr>
+                <w:bottom w:val="none" w:sz="0" w:space="0" w:color="000000"/>
+                <w:top w:val="none" w:sz="0" w:space="0" w:color="000000"/>
+                <w:left w:val="none" w:sz="0" w:space="0" w:color="000000"/>
+                <w:right w:val="none" w:sz="0" w:space="0" w:color="000000"/>
+              </w:pBdr>
+              <w:spacing w:after="40" w:before="40" w:line="240"/>
+              <w:ind w:left="100" w:right="100" w:firstLine="0" w:firstLineChars="0"/>
+              <w:rPr>
+                <w:rFonts w:ascii="Arial" w:hAnsi="Arial" w:eastAsia="Arial" w:cs="Arial"/>
+                <w:i w:val="false"/>
+                <w:b w:val="true"/>
+                <w:u w:val="none"/>
+                <w:strike w:val="false"/>
+                <w:sz w:val="18"/>
+                <w:szCs w:val="18"/>
+                <w:color w:val="000000"/>
+              </w:rPr>
+            </w:pPr>
+            <w:r>
+              <w:rPr>
+                <w:rFonts w:ascii="Arial" w:hAnsi="Arial" w:eastAsia="Arial" w:cs="Arial"/>
+                <w:i w:val="false"/>
+                <w:b w:val="true"/>
+                <w:u w:val="none"/>
+                <w:strike w:val="false"/>
+                <w:sz w:val="18"/>
+                <w:szCs w:val="18"/>
+                <w:color w:val="000000"/>
+              </w:rPr>
+              <w:t xml:space="preserve">77 (51.3)</w:t>
+            </w:r>
+          </w:p>
+        </w:tc>
+      </w:tr>
+      <w:tr>
+        <w:trPr>
+          <w:trHeight w:val="360" w:hRule="auto"/>
+        </w:trPr>
+        <w:tc>
+          <w:tcPr>
+            <w:tcBorders>
+              <w:bottom w:val="single" w:sz="3" w:space="0" w:color="CCCCCC"/>
+              <w:top w:val="single" w:sz="3" w:space="0" w:color="CCCCCC"/>
+              <w:left w:val="single" w:sz="8" w:space="0" w:color="666666"/>
+              <w:right w:val="single" w:sz="3" w:space="0" w:color="CCCCCC"/>
+            </w:tcBorders>
+            <w:shd w:val="clear" w:color="auto" w:fill="FFFFFF"/>
+            <w:tcMar>
+              <w:top w:w="0" w:type="dxa"/>
+              <w:bottom w:w="0" w:type="dxa"/>
+              <w:left w:w="0" w:type="dxa"/>
+              <w:right w:w="0" w:type="dxa"/>
+            </w:tcMar>
+            <w:vAlign w:val="center"/>
+          </w:tcPr>
+          <w:p>
+            <w:pPr>
+              <w:pStyle w:val="Normal"/>
+              <w:jc w:val="left"/>
+              <w:pBdr>
+                <w:bottom w:val="none" w:sz="0" w:space="0" w:color="000000"/>
+                <w:top w:val="none" w:sz="0" w:space="0" w:color="000000"/>
+                <w:left w:val="none" w:sz="0" w:space="0" w:color="000000"/>
+                <w:right w:val="none" w:sz="0" w:space="0" w:color="000000"/>
+              </w:pBdr>
+              <w:spacing w:after="40" w:before="40" w:line="240"/>
+              <w:ind w:left="300" w:right="100" w:firstLine="0" w:firstLineChars="0"/>
+              <w:rPr>
+                <w:rFonts w:ascii="Arial" w:hAnsi="Arial" w:eastAsia="Arial" w:cs="Arial"/>
+                <w:i w:val="false"/>
+                <w:b w:val="false"/>
+                <w:u w:val="none"/>
+                <w:strike w:val="false"/>
+                <w:sz w:val="18"/>
+                <w:szCs w:val="18"/>
+                <w:color w:val="000000"/>
+              </w:rPr>
+            </w:pPr>
+            <w:r>
+              <w:rPr>
+                <w:rFonts w:ascii="Arial" w:hAnsi="Arial" w:eastAsia="Arial" w:cs="Arial"/>
+                <w:i w:val="false"/>
+                <w:b w:val="false"/>
+                <w:u w:val="none"/>
+                <w:strike w:val="false"/>
+                <w:sz w:val="18"/>
+                <w:szCs w:val="18"/>
+                <w:color w:val="000000"/>
+              </w:rPr>
+              <w:t xml:space="preserve">  Alopecia</w:t>
+            </w:r>
+          </w:p>
+        </w:tc>
+        <w:tc>
+          <w:tcPr>
+            <w:tcBorders>
+              <w:bottom w:val="single" w:sz="3" w:space="0" w:color="CCCCCC"/>
+              <w:top w:val="single" w:sz="3" w:space="0" w:color="CCCCCC"/>
+              <w:left w:val="single" w:sz="3" w:space="0" w:color="CCCCCC"/>
+              <w:right w:val="single" w:sz="3" w:space="0" w:color="CCCCCC"/>
+            </w:tcBorders>
+            <w:shd w:val="clear" w:color="auto" w:fill="FFFFFF"/>
+            <w:tcMar>
+              <w:top w:w="0" w:type="dxa"/>
+              <w:bottom w:w="0" w:type="dxa"/>
+              <w:left w:w="0" w:type="dxa"/>
+              <w:right w:w="0" w:type="dxa"/>
+            </w:tcMar>
+            <w:vAlign w:val="center"/>
+          </w:tcPr>
+          <w:p>
+            <w:pPr>
+              <w:pStyle w:val="Normal"/>
+              <w:jc w:val="center"/>
+              <w:pBdr>
+                <w:bottom w:val="none" w:sz="0" w:space="0" w:color="000000"/>
+                <w:top w:val="none" w:sz="0" w:space="0" w:color="000000"/>
+                <w:left w:val="none" w:sz="0" w:space="0" w:color="000000"/>
+                <w:right w:val="none" w:sz="0" w:space="0" w:color="000000"/>
+              </w:pBdr>
+              <w:spacing w:after="40" w:before="40" w:line="240"/>
+              <w:ind w:left="100" w:right="100" w:firstLine="0" w:firstLineChars="0"/>
+              <w:rPr>
+                <w:rFonts w:ascii="Arial" w:hAnsi="Arial" w:eastAsia="Arial" w:cs="Arial"/>
+                <w:i w:val="false"/>
+                <w:b w:val="false"/>
+                <w:u w:val="none"/>
+                <w:strike w:val="false"/>
+                <w:sz w:val="18"/>
+                <w:szCs w:val="18"/>
+                <w:color w:val="000000"/>
+              </w:rPr>
+            </w:pPr>
+            <w:r>
+              <w:rPr>
+                <w:rFonts w:ascii="Arial" w:hAnsi="Arial" w:eastAsia="Arial" w:cs="Arial"/>
+                <w:i w:val="false"/>
+                <w:b w:val="false"/>
+                <w:u w:val="none"/>
+                <w:strike w:val="false"/>
+                <w:sz w:val="18"/>
+                <w:szCs w:val="18"/>
+                <w:color w:val="000000"/>
+              </w:rPr>
+              <w:t xml:space="preserve">131 (43.7)</w:t>
+            </w:r>
+          </w:p>
+        </w:tc>
+        <w:tc>
+          <w:tcPr>
+            <w:tcBorders>
+              <w:bottom w:val="single" w:sz="3" w:space="0" w:color="CCCCCC"/>
+              <w:top w:val="single" w:sz="3" w:space="0" w:color="CCCCCC"/>
+              <w:left w:val="single" w:sz="3" w:space="0" w:color="CCCCCC"/>
+              <w:right w:val="single" w:sz="8" w:space="0" w:color="666666"/>
+            </w:tcBorders>
+            <w:shd w:val="clear" w:color="auto" w:fill="FFFFFF"/>
+            <w:tcMar>
+              <w:top w:w="0" w:type="dxa"/>
+              <w:bottom w:w="0" w:type="dxa"/>
+              <w:left w:w="0" w:type="dxa"/>
+              <w:right w:w="0" w:type="dxa"/>
+            </w:tcMar>
+            <w:vAlign w:val="center"/>
+          </w:tcPr>
+          <w:p>
+            <w:pPr>
+              <w:pStyle w:val="Normal"/>
+              <w:jc w:val="center"/>
+              <w:pBdr>
+                <w:bottom w:val="none" w:sz="0" w:space="0" w:color="000000"/>
+                <w:top w:val="none" w:sz="0" w:space="0" w:color="000000"/>
+                <w:left w:val="none" w:sz="0" w:space="0" w:color="000000"/>
+                <w:right w:val="none" w:sz="0" w:space="0" w:color="000000"/>
+              </w:pBdr>
+              <w:spacing w:after="40" w:before="40" w:line="240"/>
+              <w:ind w:left="100" w:right="100" w:firstLine="0" w:firstLineChars="0"/>
+              <w:rPr>
+                <w:rFonts w:ascii="Arial" w:hAnsi="Arial" w:eastAsia="Arial" w:cs="Arial"/>
+                <w:i w:val="false"/>
+                <w:b w:val="false"/>
+                <w:u w:val="none"/>
+                <w:strike w:val="false"/>
+                <w:sz w:val="18"/>
+                <w:szCs w:val="18"/>
+                <w:color w:val="000000"/>
+              </w:rPr>
+            </w:pPr>
+            <w:r>
+              <w:rPr>
+                <w:rFonts w:ascii="Arial" w:hAnsi="Arial" w:eastAsia="Arial" w:cs="Arial"/>
+                <w:i w:val="false"/>
+                <w:b w:val="false"/>
+                <w:u w:val="none"/>
+                <w:strike w:val="false"/>
+                <w:sz w:val="18"/>
+                <w:szCs w:val="18"/>
+                <w:color w:val="000000"/>
+              </w:rPr>
+              <w:t xml:space="preserve">75 (50.0)</w:t>
+            </w:r>
+          </w:p>
+        </w:tc>
+      </w:tr>
+      <w:tr>
+        <w:trPr>
+          <w:trHeight w:val="360" w:hRule="auto"/>
+        </w:trPr>
+        <w:tc>
+          <w:tcPr>
+            <w:tcBorders>
+              <w:bottom w:val="single" w:sz="3" w:space="0" w:color="CCCCCC"/>
+              <w:top w:val="single" w:sz="3" w:space="0" w:color="CCCCCC"/>
+              <w:left w:val="single" w:sz="8" w:space="0" w:color="666666"/>
+              <w:right w:val="single" w:sz="3" w:space="0" w:color="CCCCCC"/>
+            </w:tcBorders>
+            <w:shd w:val="clear" w:color="auto" w:fill="FFFFFF"/>
+            <w:tcMar>
+              <w:top w:w="0" w:type="dxa"/>
+              <w:bottom w:w="0" w:type="dxa"/>
+              <w:left w:w="0" w:type="dxa"/>
+              <w:right w:w="0" w:type="dxa"/>
+            </w:tcMar>
+            <w:vAlign w:val="center"/>
+          </w:tcPr>
+          <w:p>
+            <w:pPr>
+              <w:pStyle w:val="Normal"/>
+              <w:jc w:val="left"/>
+              <w:pBdr>
+                <w:bottom w:val="none" w:sz="0" w:space="0" w:color="000000"/>
+                <w:top w:val="none" w:sz="0" w:space="0" w:color="000000"/>
+                <w:left w:val="none" w:sz="0" w:space="0" w:color="000000"/>
+                <w:right w:val="none" w:sz="0" w:space="0" w:color="000000"/>
+              </w:pBdr>
+              <w:spacing w:after="40" w:before="40" w:line="240"/>
+              <w:ind w:left="300" w:right="100" w:firstLine="0" w:firstLineChars="0"/>
+              <w:rPr>
+                <w:rFonts w:ascii="Arial" w:hAnsi="Arial" w:eastAsia="Arial" w:cs="Arial"/>
+                <w:i w:val="false"/>
+                <w:b w:val="false"/>
+                <w:u w:val="none"/>
+                <w:strike w:val="false"/>
+                <w:sz w:val="18"/>
+                <w:szCs w:val="18"/>
+                <w:color w:val="000000"/>
+              </w:rPr>
+            </w:pPr>
+            <w:r>
+              <w:rPr>
+                <w:rFonts w:ascii="Arial" w:hAnsi="Arial" w:eastAsia="Arial" w:cs="Arial"/>
+                <w:i w:val="false"/>
+                <w:b w:val="false"/>
+                <w:u w:val="none"/>
+                <w:strike w:val="false"/>
+                <w:sz w:val="18"/>
+                <w:szCs w:val="18"/>
+                <w:color w:val="000000"/>
+              </w:rPr>
+              <w:t xml:space="preserve">  Rash</w:t>
+            </w:r>
+          </w:p>
+        </w:tc>
+        <w:tc>
+          <w:tcPr>
+            <w:tcBorders>
+              <w:bottom w:val="single" w:sz="3" w:space="0" w:color="CCCCCC"/>
+              <w:top w:val="single" w:sz="3" w:space="0" w:color="CCCCCC"/>
+              <w:left w:val="single" w:sz="3" w:space="0" w:color="CCCCCC"/>
+              <w:right w:val="single" w:sz="3" w:space="0" w:color="CCCCCC"/>
+            </w:tcBorders>
+            <w:shd w:val="clear" w:color="auto" w:fill="FFFFFF"/>
+            <w:tcMar>
+              <w:top w:w="0" w:type="dxa"/>
+              <w:bottom w:w="0" w:type="dxa"/>
+              <w:left w:w="0" w:type="dxa"/>
+              <w:right w:w="0" w:type="dxa"/>
+            </w:tcMar>
+            <w:vAlign w:val="center"/>
+          </w:tcPr>
+          <w:p>
+            <w:pPr>
+              <w:pStyle w:val="Normal"/>
+              <w:jc w:val="center"/>
+              <w:pBdr>
+                <w:bottom w:val="none" w:sz="0" w:space="0" w:color="000000"/>
+                <w:top w:val="none" w:sz="0" w:space="0" w:color="000000"/>
+                <w:left w:val="none" w:sz="0" w:space="0" w:color="000000"/>
+                <w:right w:val="none" w:sz="0" w:space="0" w:color="000000"/>
+              </w:pBdr>
+              <w:spacing w:after="40" w:before="40" w:line="240"/>
+              <w:ind w:left="100" w:right="100" w:firstLine="0" w:firstLineChars="0"/>
+              <w:rPr>
+                <w:rFonts w:ascii="Arial" w:hAnsi="Arial" w:eastAsia="Arial" w:cs="Arial"/>
+                <w:i w:val="false"/>
+                <w:b w:val="false"/>
+                <w:u w:val="none"/>
+                <w:strike w:val="false"/>
+                <w:sz w:val="18"/>
+                <w:szCs w:val="18"/>
+                <w:color w:val="000000"/>
+              </w:rPr>
+            </w:pPr>
+            <w:r>
+              <w:rPr>
+                <w:rFonts w:ascii="Arial" w:hAnsi="Arial" w:eastAsia="Arial" w:cs="Arial"/>
+                <w:i w:val="false"/>
+                <w:b w:val="false"/>
+                <w:u w:val="none"/>
+                <w:strike w:val="false"/>
+                <w:sz w:val="18"/>
+                <w:szCs w:val="18"/>
+                <w:color w:val="000000"/>
+              </w:rPr>
+              <w:t xml:space="preserve">22 (7.3)</w:t>
+            </w:r>
+          </w:p>
+        </w:tc>
+        <w:tc>
+          <w:tcPr>
+            <w:tcBorders>
+              <w:bottom w:val="single" w:sz="3" w:space="0" w:color="CCCCCC"/>
+              <w:top w:val="single" w:sz="3" w:space="0" w:color="CCCCCC"/>
+              <w:left w:val="single" w:sz="3" w:space="0" w:color="CCCCCC"/>
+              <w:right w:val="single" w:sz="8" w:space="0" w:color="666666"/>
+            </w:tcBorders>
+            <w:shd w:val="clear" w:color="auto" w:fill="FFFFFF"/>
+            <w:tcMar>
+              <w:top w:w="0" w:type="dxa"/>
+              <w:bottom w:w="0" w:type="dxa"/>
+              <w:left w:w="0" w:type="dxa"/>
+              <w:right w:w="0" w:type="dxa"/>
+            </w:tcMar>
+            <w:vAlign w:val="center"/>
+          </w:tcPr>
+          <w:p>
+            <w:pPr>
+              <w:pStyle w:val="Normal"/>
+              <w:jc w:val="center"/>
+              <w:pBdr>
+                <w:bottom w:val="none" w:sz="0" w:space="0" w:color="000000"/>
+                <w:top w:val="none" w:sz="0" w:space="0" w:color="000000"/>
+                <w:left w:val="none" w:sz="0" w:space="0" w:color="000000"/>
+                <w:right w:val="none" w:sz="0" w:space="0" w:color="000000"/>
+              </w:pBdr>
+              <w:spacing w:after="40" w:before="40" w:line="240"/>
+              <w:ind w:left="100" w:right="100" w:firstLine="0" w:firstLineChars="0"/>
+              <w:rPr>
+                <w:rFonts w:ascii="Arial" w:hAnsi="Arial" w:eastAsia="Arial" w:cs="Arial"/>
+                <w:i w:val="false"/>
+                <w:b w:val="false"/>
+                <w:u w:val="none"/>
+                <w:strike w:val="false"/>
+                <w:sz w:val="18"/>
+                <w:szCs w:val="18"/>
+                <w:color w:val="000000"/>
+              </w:rPr>
+            </w:pPr>
+            <w:r>
+              <w:rPr>
+                <w:rFonts w:ascii="Arial" w:hAnsi="Arial" w:eastAsia="Arial" w:cs="Arial"/>
+                <w:i w:val="false"/>
+                <w:b w:val="false"/>
+                <w:u w:val="none"/>
+                <w:strike w:val="false"/>
+                <w:sz w:val="18"/>
+                <w:szCs w:val="18"/>
+                <w:color w:val="000000"/>
+              </w:rPr>
+              <w:t xml:space="preserve">0 (0.0)</w:t>
+            </w:r>
+          </w:p>
+        </w:tc>
+      </w:tr>
+      <w:tr>
+        <w:trPr>
+          <w:trHeight w:val="360" w:hRule="auto"/>
+        </w:trPr>
+        <w:tc>
+          <w:tcPr>
+            <w:tcBorders>
+              <w:bottom w:val="single" w:sz="8" w:space="0" w:color="666666"/>
+              <w:top w:val="single" w:sz="3" w:space="0" w:color="CCCCCC"/>
+              <w:left w:val="single" w:sz="8" w:space="0" w:color="666666"/>
+              <w:right w:val="single" w:sz="3" w:space="0" w:color="CCCCCC"/>
+            </w:tcBorders>
+            <w:shd w:val="clear" w:color="auto" w:fill="FFFFFF"/>
+            <w:tcMar>
+              <w:top w:w="0" w:type="dxa"/>
+              <w:bottom w:w="0" w:type="dxa"/>
+              <w:left w:w="0" w:type="dxa"/>
+              <w:right w:w="0" w:type="dxa"/>
+            </w:tcMar>
+            <w:vAlign w:val="center"/>
+          </w:tcPr>
+          <w:p>
+            <w:pPr>
+              <w:pStyle w:val="Normal"/>
+              <w:jc w:val="left"/>
+              <w:pBdr>
+                <w:bottom w:val="none" w:sz="0" w:space="0" w:color="000000"/>
+                <w:top w:val="none" w:sz="0" w:space="0" w:color="000000"/>
+                <w:left w:val="none" w:sz="0" w:space="0" w:color="000000"/>
+                <w:right w:val="none" w:sz="0" w:space="0" w:color="000000"/>
+              </w:pBdr>
+              <w:spacing w:after="40" w:before="40" w:line="240"/>
+              <w:ind w:left="300" w:right="100" w:firstLine="0" w:firstLineChars="0"/>
+              <w:rPr>
+                <w:rFonts w:ascii="Arial" w:hAnsi="Arial" w:eastAsia="Arial" w:cs="Arial"/>
+                <w:i w:val="false"/>
+                <w:b w:val="false"/>
+                <w:u w:val="none"/>
+                <w:strike w:val="false"/>
+                <w:sz w:val="18"/>
+                <w:szCs w:val="18"/>
+                <w:color w:val="000000"/>
+              </w:rPr>
+            </w:pPr>
+            <w:r>
+              <w:rPr>
+                <w:rFonts w:ascii="Arial" w:hAnsi="Arial" w:eastAsia="Arial" w:cs="Arial"/>
+                <w:i w:val="false"/>
+                <w:b w:val="false"/>
+                <w:u w:val="none"/>
+                <w:strike w:val="false"/>
+                <w:sz w:val="18"/>
+                <w:szCs w:val="18"/>
+                <w:color w:val="000000"/>
+              </w:rPr>
+              <w:t xml:space="preserve">  Pruritus</w:t>
+            </w:r>
+          </w:p>
+        </w:tc>
+        <w:tc>
+          <w:tcPr>
+            <w:tcBorders>
+              <w:bottom w:val="single" w:sz="8" w:space="0" w:color="666666"/>
+              <w:top w:val="single" w:sz="3" w:space="0" w:color="CCCCCC"/>
+              <w:left w:val="single" w:sz="3" w:space="0" w:color="CCCCCC"/>
+              <w:right w:val="single" w:sz="3" w:space="0" w:color="CCCCCC"/>
+            </w:tcBorders>
+            <w:shd w:val="clear" w:color="auto" w:fill="FFFFFF"/>
+            <w:tcMar>
+              <w:top w:w="0" w:type="dxa"/>
+              <w:bottom w:w="0" w:type="dxa"/>
+              <w:left w:w="0" w:type="dxa"/>
+              <w:right w:w="0" w:type="dxa"/>
+            </w:tcMar>
+            <w:vAlign w:val="center"/>
+          </w:tcPr>
+          <w:p>
+            <w:pPr>
+              <w:pStyle w:val="Normal"/>
+              <w:jc w:val="center"/>
+              <w:pBdr>
+                <w:bottom w:val="none" w:sz="0" w:space="0" w:color="000000"/>
+                <w:top w:val="none" w:sz="0" w:space="0" w:color="000000"/>
+                <w:left w:val="none" w:sz="0" w:space="0" w:color="000000"/>
+                <w:right w:val="none" w:sz="0" w:space="0" w:color="000000"/>
+              </w:pBdr>
+              <w:spacing w:after="40" w:before="40" w:line="240"/>
+              <w:ind w:left="100" w:right="100" w:firstLine="0" w:firstLineChars="0"/>
+              <w:rPr>
+                <w:rFonts w:ascii="Arial" w:hAnsi="Arial" w:eastAsia="Arial" w:cs="Arial"/>
+                <w:i w:val="false"/>
+                <w:b w:val="false"/>
+                <w:u w:val="none"/>
+                <w:strike w:val="false"/>
+                <w:sz w:val="18"/>
+                <w:szCs w:val="18"/>
+                <w:color w:val="000000"/>
+              </w:rPr>
+            </w:pPr>
+            <w:r>
+              <w:rPr>
+                <w:rFonts w:ascii="Arial" w:hAnsi="Arial" w:eastAsia="Arial" w:cs="Arial"/>
+                <w:i w:val="false"/>
+                <w:b w:val="false"/>
+                <w:u w:val="none"/>
+                <w:strike w:val="false"/>
+                <w:sz w:val="18"/>
+                <w:szCs w:val="18"/>
+                <w:color w:val="000000"/>
+              </w:rPr>
+              <w:t xml:space="preserve">21 (7.0)</w:t>
+            </w:r>
+          </w:p>
+        </w:tc>
+        <w:tc>
+          <w:tcPr>
+            <w:tcBorders>
+              <w:bottom w:val="single" w:sz="8" w:space="0" w:color="666666"/>
+              <w:top w:val="single" w:sz="3" w:space="0" w:color="CCCCCC"/>
+              <w:left w:val="single" w:sz="3" w:space="0" w:color="CCCCCC"/>
+              <w:right w:val="single" w:sz="8" w:space="0" w:color="666666"/>
+            </w:tcBorders>
+            <w:shd w:val="clear" w:color="auto" w:fill="FFFFFF"/>
+            <w:tcMar>
+              <w:top w:w="0" w:type="dxa"/>
+              <w:bottom w:w="0" w:type="dxa"/>
+              <w:left w:w="0" w:type="dxa"/>
+              <w:right w:w="0" w:type="dxa"/>
+            </w:tcMar>
+            <w:vAlign w:val="center"/>
+          </w:tcPr>
+          <w:p>
+            <w:pPr>
+              <w:pStyle w:val="Normal"/>
+              <w:jc w:val="center"/>
+              <w:pBdr>
+                <w:bottom w:val="none" w:sz="0" w:space="0" w:color="000000"/>
+                <w:top w:val="none" w:sz="0" w:space="0" w:color="000000"/>
+                <w:left w:val="none" w:sz="0" w:space="0" w:color="000000"/>
+                <w:right w:val="none" w:sz="0" w:space="0" w:color="000000"/>
+              </w:pBdr>
+              <w:spacing w:after="40" w:before="40" w:line="240"/>
+              <w:ind w:left="100" w:right="100" w:firstLine="0" w:firstLineChars="0"/>
+              <w:rPr>
+                <w:rFonts w:ascii="Arial" w:hAnsi="Arial" w:eastAsia="Arial" w:cs="Arial"/>
+                <w:i w:val="false"/>
+                <w:b w:val="false"/>
+                <w:u w:val="none"/>
+                <w:strike w:val="false"/>
+                <w:sz w:val="18"/>
+                <w:szCs w:val="18"/>
+                <w:color w:val="000000"/>
+              </w:rPr>
+            </w:pPr>
+            <w:r>
+              <w:rPr>
+                <w:rFonts w:ascii="Arial" w:hAnsi="Arial" w:eastAsia="Arial" w:cs="Arial"/>
+                <w:i w:val="false"/>
+                <w:b w:val="false"/>
+                <w:u w:val="none"/>
+                <w:strike w:val="false"/>
+                <w:sz w:val="18"/>
+                <w:szCs w:val="18"/>
+                <w:color w:val="000000"/>
+              </w:rPr>
+              <w:t xml:space="preserve">4 (2.7)</w:t>
             </w:r>
           </w:p>
         </w:tc>
